--- a/TP-KB-251-Ivan-Hugaev-lpr.docx
+++ b/TP-KB-251-Ivan-Hugaev-lpr.docx
@@ -18698,7 +18698,7 @@
       </w:pPr>
       <w:r>
         <w:drawing>
-          <wp:inline wp14:editId="3F366906" wp14:anchorId="4E8BB61B">
+          <wp:inline wp14:editId="2959D362" wp14:anchorId="4E8BB61B">
             <wp:extent cx="5724525" cy="1362075"/>
             <wp:effectExtent l="0" t="0" r="0" b="0"/>
             <wp:docPr id="766006848" name="drawing"/>
@@ -18728,6 +18728,3934 @@
                     <a:xfrm>
                       <a:off x="0" y="0"/>
                       <a:ext cx="5724525" cy="1362075"/>
+                    </a:xfrm>
+                    <a:prstGeom prst="rect">
+                      <a:avLst/>
+                    </a:prstGeom>
+                  </pic:spPr>
+                </pic:pic>
+              </a:graphicData>
+            </a:graphic>
+          </wp:inline>
+        </w:drawing>
+      </w:r>
+    </w:p>
+    <w:p>
+      <w:r>
+        <w:br w:type="page"/>
+      </w:r>
+    </w:p>
+    <w:p>
+      <w:pPr>
+        <w:spacing w:before="0" w:beforeAutospacing="off" w:after="160" w:afterAutospacing="off" w:line="360" w:lineRule="auto"/>
+        <w:ind w:firstLine="720"/>
+        <w:jc w:val="right"/>
+        <w:rPr>
+          <w:rFonts w:ascii="Times New Roman" w:hAnsi="Times New Roman" w:eastAsia="Times New Roman" w:cs="Times New Roman"/>
+          <w:b w:val="0"/>
+          <w:bCs w:val="0"/>
+          <w:i w:val="0"/>
+          <w:iCs w:val="0"/>
+          <w:caps w:val="0"/>
+          <w:smallCaps w:val="0"/>
+          <w:noProof w:val="0"/>
+          <w:color w:val="000000" w:themeColor="text1" w:themeTint="FF" w:themeShade="FF"/>
+          <w:sz w:val="28"/>
+          <w:szCs w:val="28"/>
+          <w:lang w:val="ru-RU"/>
+        </w:rPr>
+      </w:pPr>
+      <w:r>
+        <w:rPr>
+          <w:rFonts w:ascii="Times New Roman" w:hAnsi="Times New Roman" w:eastAsia="Times New Roman" w:cs="Times New Roman"/>
+          <w:b w:val="0"/>
+          <w:bCs w:val="0"/>
+          <w:i w:val="0"/>
+          <w:iCs w:val="0"/>
+          <w:caps w:val="0"/>
+          <w:smallCaps w:val="0"/>
+          <w:noProof w:val="0"/>
+          <w:color w:val="000000" w:themeColor="text1" w:themeTint="FF" w:themeShade="FF"/>
+          <w:sz w:val="28"/>
+          <w:szCs w:val="28"/>
+          <w:lang w:val="uk-UA"/>
+        </w:rPr>
+        <w:t>Звіт до Теми №4</w:t>
+      </w:r>
+    </w:p>
+    <w:p>
+      <w:pPr>
+        <w:spacing w:before="0" w:beforeAutospacing="off" w:after="160" w:afterAutospacing="off" w:line="360" w:lineRule="auto"/>
+        <w:ind w:firstLine="720"/>
+        <w:jc w:val="right"/>
+        <w:rPr>
+          <w:rFonts w:ascii="Times New Roman" w:hAnsi="Times New Roman" w:eastAsia="Times New Roman" w:cs="Times New Roman"/>
+          <w:b w:val="0"/>
+          <w:bCs w:val="0"/>
+          <w:i w:val="0"/>
+          <w:iCs w:val="0"/>
+          <w:caps w:val="0"/>
+          <w:smallCaps w:val="0"/>
+          <w:noProof w:val="0"/>
+          <w:color w:val="000000" w:themeColor="text1" w:themeTint="FF" w:themeShade="FF"/>
+          <w:sz w:val="28"/>
+          <w:szCs w:val="28"/>
+          <w:lang w:val="ru-RU"/>
+        </w:rPr>
+      </w:pPr>
+      <w:r>
+        <w:rPr>
+          <w:rFonts w:ascii="Times New Roman" w:hAnsi="Times New Roman" w:eastAsia="Times New Roman" w:cs="Times New Roman"/>
+          <w:b w:val="0"/>
+          <w:bCs w:val="0"/>
+          <w:i w:val="0"/>
+          <w:iCs w:val="0"/>
+          <w:caps w:val="0"/>
+          <w:smallCaps w:val="0"/>
+          <w:noProof w:val="0"/>
+          <w:color w:val="000000" w:themeColor="text1" w:themeTint="FF" w:themeShade="FF"/>
+          <w:sz w:val="28"/>
+          <w:szCs w:val="28"/>
+          <w:lang w:val="uk-UA"/>
+        </w:rPr>
+        <w:t>Функції та змінні</w:t>
+      </w:r>
+    </w:p>
+    <w:p>
+      <w:pPr>
+        <w:spacing w:before="0" w:beforeAutospacing="off" w:after="160" w:afterAutospacing="off" w:line="360" w:lineRule="auto"/>
+        <w:ind w:firstLine="720"/>
+        <w:jc w:val="both"/>
+        <w:rPr>
+          <w:rFonts w:ascii="Times New Roman" w:hAnsi="Times New Roman" w:eastAsia="Times New Roman" w:cs="Times New Roman"/>
+          <w:b w:val="0"/>
+          <w:bCs w:val="0"/>
+          <w:i w:val="0"/>
+          <w:iCs w:val="0"/>
+          <w:caps w:val="0"/>
+          <w:smallCaps w:val="0"/>
+          <w:noProof w:val="0"/>
+          <w:color w:val="000000" w:themeColor="text1" w:themeTint="FF" w:themeShade="FF"/>
+          <w:sz w:val="28"/>
+          <w:szCs w:val="28"/>
+          <w:lang w:val="ru-RU"/>
+        </w:rPr>
+      </w:pPr>
+      <w:r>
+        <w:rPr>
+          <w:rFonts w:ascii="Times New Roman" w:hAnsi="Times New Roman" w:eastAsia="Times New Roman" w:cs="Times New Roman"/>
+          <w:b w:val="0"/>
+          <w:bCs w:val="0"/>
+          <w:i w:val="0"/>
+          <w:iCs w:val="0"/>
+          <w:caps w:val="0"/>
+          <w:smallCaps w:val="0"/>
+          <w:noProof w:val="0"/>
+          <w:color w:val="000000" w:themeColor="text1" w:themeTint="FF" w:themeShade="FF"/>
+          <w:sz w:val="28"/>
+          <w:szCs w:val="28"/>
+          <w:lang w:val="uk-UA"/>
+        </w:rPr>
+        <w:t>Під час виконання практичного завдання до Теми №4 було надано варіанти рішення до наступної задачі:</w:t>
+      </w:r>
+    </w:p>
+    <w:p>
+      <w:pPr>
+        <w:pStyle w:val="Normal"/>
+        <w:bidi w:val="0"/>
+        <w:spacing w:before="0" w:beforeAutospacing="off" w:after="160" w:afterAutospacing="off" w:line="279" w:lineRule="auto"/>
+        <w:ind w:left="0" w:right="0"/>
+        <w:jc w:val="left"/>
+      </w:pPr>
+      <w:r>
+        <w:rPr>
+          <w:sz w:val="28"/>
+          <w:szCs w:val="28"/>
+        </w:rPr>
+        <w:t xml:space="preserve">Реалізована </w:t>
+      </w:r>
+      <w:r>
+        <w:rPr>
+          <w:sz w:val="28"/>
+          <w:szCs w:val="28"/>
+        </w:rPr>
+        <w:t>програма</w:t>
+      </w:r>
+      <w:r>
+        <w:rPr>
+          <w:sz w:val="28"/>
+          <w:szCs w:val="28"/>
+        </w:rPr>
+        <w:t xml:space="preserve"> калькулятор, </w:t>
+      </w:r>
+      <w:r>
+        <w:rPr>
+          <w:sz w:val="28"/>
+          <w:szCs w:val="28"/>
+        </w:rPr>
+        <w:t>що</w:t>
+      </w:r>
+      <w:r>
+        <w:rPr>
+          <w:sz w:val="28"/>
+          <w:szCs w:val="28"/>
+        </w:rPr>
+        <w:t xml:space="preserve"> </w:t>
+      </w:r>
+      <w:r>
+        <w:rPr>
+          <w:sz w:val="28"/>
+          <w:szCs w:val="28"/>
+        </w:rPr>
+        <w:t>використовує</w:t>
+      </w:r>
+      <w:r>
+        <w:rPr>
+          <w:sz w:val="28"/>
+          <w:szCs w:val="28"/>
+        </w:rPr>
+        <w:t xml:space="preserve"> метод </w:t>
+      </w:r>
+      <w:r>
+        <w:rPr>
+          <w:sz w:val="28"/>
+          <w:szCs w:val="28"/>
+        </w:rPr>
+        <w:t>нескінченного</w:t>
+      </w:r>
+      <w:r>
+        <w:rPr>
+          <w:sz w:val="28"/>
+          <w:szCs w:val="28"/>
+        </w:rPr>
+        <w:t xml:space="preserve"> </w:t>
+      </w:r>
+      <w:r>
+        <w:rPr>
+          <w:sz w:val="28"/>
+          <w:szCs w:val="28"/>
+        </w:rPr>
+        <w:t>введення</w:t>
+      </w:r>
+      <w:r>
+        <w:rPr>
+          <w:sz w:val="28"/>
+          <w:szCs w:val="28"/>
+        </w:rPr>
+        <w:t xml:space="preserve"> </w:t>
+      </w:r>
+      <w:r>
+        <w:rPr>
+          <w:sz w:val="28"/>
+          <w:szCs w:val="28"/>
+        </w:rPr>
+        <w:t>даних</w:t>
+      </w:r>
+      <w:r>
+        <w:rPr>
+          <w:sz w:val="28"/>
+          <w:szCs w:val="28"/>
+        </w:rPr>
+        <w:t xml:space="preserve"> для </w:t>
+      </w:r>
+      <w:r>
+        <w:rPr>
+          <w:sz w:val="28"/>
+          <w:szCs w:val="28"/>
+        </w:rPr>
+        <w:t>обробки</w:t>
+      </w:r>
+      <w:r>
+        <w:rPr>
+          <w:sz w:val="28"/>
+          <w:szCs w:val="28"/>
+        </w:rPr>
+        <w:t xml:space="preserve">. </w:t>
+      </w:r>
+      <w:r>
+        <w:rPr>
+          <w:sz w:val="28"/>
+          <w:szCs w:val="28"/>
+        </w:rPr>
+        <w:t>Всі</w:t>
+      </w:r>
+      <w:r>
+        <w:rPr>
+          <w:sz w:val="28"/>
+          <w:szCs w:val="28"/>
+        </w:rPr>
+        <w:t xml:space="preserve"> </w:t>
+      </w:r>
+      <w:r>
+        <w:rPr>
+          <w:sz w:val="28"/>
+          <w:szCs w:val="28"/>
+        </w:rPr>
+        <w:t>дії</w:t>
+      </w:r>
+      <w:r>
+        <w:rPr>
+          <w:sz w:val="28"/>
+          <w:szCs w:val="28"/>
+        </w:rPr>
+        <w:t xml:space="preserve"> (</w:t>
+      </w:r>
+      <w:r>
+        <w:rPr>
+          <w:sz w:val="28"/>
+          <w:szCs w:val="28"/>
+        </w:rPr>
+        <w:t>додавання</w:t>
+      </w:r>
+      <w:r>
+        <w:rPr>
+          <w:sz w:val="28"/>
+          <w:szCs w:val="28"/>
+        </w:rPr>
+        <w:t xml:space="preserve">, </w:t>
+      </w:r>
+      <w:r>
+        <w:rPr>
+          <w:sz w:val="28"/>
+          <w:szCs w:val="28"/>
+        </w:rPr>
+        <w:t>віднімання</w:t>
+      </w:r>
+      <w:r>
+        <w:rPr>
+          <w:sz w:val="28"/>
+          <w:szCs w:val="28"/>
+        </w:rPr>
+        <w:t xml:space="preserve">, </w:t>
+      </w:r>
+      <w:r>
+        <w:rPr>
+          <w:sz w:val="28"/>
+          <w:szCs w:val="28"/>
+        </w:rPr>
+        <w:t>множення</w:t>
+      </w:r>
+      <w:r>
+        <w:rPr>
+          <w:sz w:val="28"/>
+          <w:szCs w:val="28"/>
+        </w:rPr>
+        <w:t xml:space="preserve">, </w:t>
+      </w:r>
+      <w:r>
+        <w:rPr>
+          <w:sz w:val="28"/>
+          <w:szCs w:val="28"/>
+        </w:rPr>
+        <w:t>ділення</w:t>
+      </w:r>
+      <w:r>
+        <w:rPr>
+          <w:sz w:val="28"/>
+          <w:szCs w:val="28"/>
+        </w:rPr>
+        <w:t xml:space="preserve">) </w:t>
+      </w:r>
+      <w:r>
+        <w:rPr>
+          <w:sz w:val="28"/>
+          <w:szCs w:val="28"/>
+        </w:rPr>
+        <w:t>реалізовані</w:t>
+      </w:r>
+      <w:r>
+        <w:rPr>
+          <w:sz w:val="28"/>
+          <w:szCs w:val="28"/>
+        </w:rPr>
+        <w:t xml:space="preserve"> як </w:t>
+      </w:r>
+      <w:r>
+        <w:rPr>
+          <w:sz w:val="28"/>
+          <w:szCs w:val="28"/>
+        </w:rPr>
+        <w:t>окремі</w:t>
+      </w:r>
+      <w:r>
+        <w:rPr>
+          <w:sz w:val="28"/>
+          <w:szCs w:val="28"/>
+        </w:rPr>
+        <w:t xml:space="preserve"> </w:t>
+      </w:r>
+      <w:r>
+        <w:rPr>
+          <w:sz w:val="28"/>
+          <w:szCs w:val="28"/>
+        </w:rPr>
+        <w:t>функції</w:t>
+      </w:r>
+      <w:r>
+        <w:rPr>
+          <w:sz w:val="28"/>
+          <w:szCs w:val="28"/>
+        </w:rPr>
+        <w:t xml:space="preserve"> та </w:t>
+      </w:r>
+      <w:r>
+        <w:rPr>
+          <w:sz w:val="28"/>
+          <w:szCs w:val="28"/>
+        </w:rPr>
+        <w:t>використовуються</w:t>
+      </w:r>
+      <w:r>
+        <w:rPr>
+          <w:sz w:val="28"/>
+          <w:szCs w:val="28"/>
+        </w:rPr>
+        <w:t xml:space="preserve"> у </w:t>
+      </w:r>
+      <w:r>
+        <w:rPr>
+          <w:sz w:val="28"/>
+          <w:szCs w:val="28"/>
+        </w:rPr>
+        <w:t>відповідних</w:t>
+      </w:r>
+      <w:r>
+        <w:rPr>
+          <w:sz w:val="28"/>
+          <w:szCs w:val="28"/>
+        </w:rPr>
+        <w:t xml:space="preserve"> </w:t>
+      </w:r>
+      <w:r>
+        <w:rPr>
+          <w:sz w:val="28"/>
+          <w:szCs w:val="28"/>
+        </w:rPr>
+        <w:t>місцях.</w:t>
+      </w:r>
+      <w:r>
+        <w:rPr>
+          <w:sz w:val="28"/>
+          <w:szCs w:val="28"/>
+        </w:rPr>
+        <w:t>Розширити</w:t>
+      </w:r>
+      <w:r>
+        <w:rPr>
+          <w:sz w:val="28"/>
+          <w:szCs w:val="28"/>
+        </w:rPr>
+        <w:t xml:space="preserve"> </w:t>
+      </w:r>
+      <w:r>
+        <w:rPr>
+          <w:sz w:val="28"/>
+          <w:szCs w:val="28"/>
+        </w:rPr>
+        <w:t>програму</w:t>
+      </w:r>
+      <w:r>
+        <w:rPr>
+          <w:sz w:val="28"/>
+          <w:szCs w:val="28"/>
+        </w:rPr>
+        <w:t xml:space="preserve"> калькулятор </w:t>
+      </w:r>
+      <w:r>
+        <w:rPr>
+          <w:sz w:val="28"/>
+          <w:szCs w:val="28"/>
+        </w:rPr>
+        <w:t>функцією</w:t>
+      </w:r>
+      <w:r>
+        <w:rPr>
+          <w:sz w:val="28"/>
+          <w:szCs w:val="28"/>
+        </w:rPr>
+        <w:t xml:space="preserve"> </w:t>
+      </w:r>
+      <w:r>
+        <w:rPr>
+          <w:sz w:val="28"/>
+          <w:szCs w:val="28"/>
+        </w:rPr>
+        <w:t>запитів</w:t>
+      </w:r>
+      <w:r>
+        <w:rPr>
+          <w:sz w:val="28"/>
+          <w:szCs w:val="28"/>
+        </w:rPr>
+        <w:t xml:space="preserve"> </w:t>
+      </w:r>
+      <w:r>
+        <w:rPr>
+          <w:sz w:val="28"/>
+          <w:szCs w:val="28"/>
+        </w:rPr>
+        <w:t>даних</w:t>
+      </w:r>
+      <w:r>
+        <w:rPr>
+          <w:sz w:val="28"/>
+          <w:szCs w:val="28"/>
+        </w:rPr>
+        <w:t xml:space="preserve"> для </w:t>
+      </w:r>
+      <w:r>
+        <w:rPr>
+          <w:sz w:val="28"/>
+          <w:szCs w:val="28"/>
+        </w:rPr>
+        <w:t>виконання</w:t>
+      </w:r>
+      <w:r>
+        <w:rPr>
+          <w:sz w:val="28"/>
+          <w:szCs w:val="28"/>
+        </w:rPr>
+        <w:t xml:space="preserve"> </w:t>
+      </w:r>
+      <w:r>
+        <w:rPr>
+          <w:sz w:val="28"/>
+          <w:szCs w:val="28"/>
+        </w:rPr>
+        <w:t>операцій</w:t>
+      </w:r>
+      <w:r>
+        <w:rPr>
+          <w:sz w:val="28"/>
+          <w:szCs w:val="28"/>
+        </w:rPr>
+        <w:t xml:space="preserve"> </w:t>
+      </w:r>
+      <w:r>
+        <w:rPr>
+          <w:sz w:val="28"/>
+          <w:szCs w:val="28"/>
+        </w:rPr>
+        <w:t>від</w:t>
+      </w:r>
+      <w:r>
+        <w:rPr>
+          <w:sz w:val="28"/>
+          <w:szCs w:val="28"/>
+        </w:rPr>
+        <w:t xml:space="preserve"> </w:t>
+      </w:r>
+      <w:r>
+        <w:rPr>
+          <w:sz w:val="28"/>
+          <w:szCs w:val="28"/>
+        </w:rPr>
+        <w:t>користувача</w:t>
+      </w:r>
+      <w:r>
+        <w:rPr>
+          <w:sz w:val="28"/>
+          <w:szCs w:val="28"/>
+        </w:rPr>
+        <w:t xml:space="preserve">, </w:t>
+      </w:r>
+      <w:r>
+        <w:rPr>
+          <w:sz w:val="28"/>
+          <w:szCs w:val="28"/>
+        </w:rPr>
+        <w:t>що</w:t>
+      </w:r>
+      <w:r>
+        <w:rPr>
+          <w:sz w:val="28"/>
+          <w:szCs w:val="28"/>
+        </w:rPr>
+        <w:t xml:space="preserve"> </w:t>
+      </w:r>
+      <w:r>
+        <w:rPr>
+          <w:sz w:val="28"/>
+          <w:szCs w:val="28"/>
+        </w:rPr>
+        <w:t>обробляє</w:t>
+      </w:r>
+      <w:r>
+        <w:rPr>
+          <w:sz w:val="28"/>
+          <w:szCs w:val="28"/>
+        </w:rPr>
+        <w:t xml:space="preserve"> </w:t>
+      </w:r>
+      <w:r>
+        <w:rPr>
+          <w:sz w:val="28"/>
+          <w:szCs w:val="28"/>
+        </w:rPr>
+        <w:t>виняткові</w:t>
+      </w:r>
+      <w:r>
+        <w:rPr>
+          <w:sz w:val="28"/>
+          <w:szCs w:val="28"/>
+        </w:rPr>
+        <w:t xml:space="preserve"> </w:t>
+      </w:r>
+      <w:r>
+        <w:rPr>
+          <w:sz w:val="28"/>
+          <w:szCs w:val="28"/>
+        </w:rPr>
+        <w:t>ситуації</w:t>
+      </w:r>
+      <w:r>
+        <w:rPr>
+          <w:sz w:val="28"/>
+          <w:szCs w:val="28"/>
+        </w:rPr>
+        <w:t xml:space="preserve">. </w:t>
+      </w:r>
+      <w:r>
+        <w:rPr>
+          <w:sz w:val="28"/>
+          <w:szCs w:val="28"/>
+        </w:rPr>
+        <w:t>Розширити</w:t>
+      </w:r>
+      <w:r>
+        <w:rPr>
+          <w:sz w:val="28"/>
+          <w:szCs w:val="28"/>
+        </w:rPr>
+        <w:t xml:space="preserve"> </w:t>
+      </w:r>
+      <w:r>
+        <w:rPr>
+          <w:sz w:val="28"/>
+          <w:szCs w:val="28"/>
+        </w:rPr>
+        <w:t>функцію</w:t>
+      </w:r>
+      <w:r>
+        <w:rPr>
+          <w:sz w:val="28"/>
+          <w:szCs w:val="28"/>
+        </w:rPr>
+        <w:t xml:space="preserve"> </w:t>
+      </w:r>
+      <w:r>
+        <w:rPr>
+          <w:sz w:val="28"/>
+          <w:szCs w:val="28"/>
+        </w:rPr>
+        <w:t>ділення</w:t>
+      </w:r>
+      <w:r>
+        <w:rPr>
+          <w:sz w:val="28"/>
+          <w:szCs w:val="28"/>
+        </w:rPr>
+        <w:t xml:space="preserve"> </w:t>
+      </w:r>
+      <w:r>
+        <w:rPr>
+          <w:sz w:val="28"/>
+          <w:szCs w:val="28"/>
+        </w:rPr>
+        <w:t>обробкою</w:t>
+      </w:r>
+      <w:r>
+        <w:rPr>
+          <w:sz w:val="28"/>
+          <w:szCs w:val="28"/>
+        </w:rPr>
+        <w:t xml:space="preserve"> </w:t>
+      </w:r>
+      <w:r>
+        <w:rPr>
+          <w:sz w:val="28"/>
+          <w:szCs w:val="28"/>
+        </w:rPr>
+        <w:t>виняткової</w:t>
+      </w:r>
+      <w:r>
+        <w:rPr>
+          <w:sz w:val="28"/>
+          <w:szCs w:val="28"/>
+        </w:rPr>
+        <w:t xml:space="preserve"> </w:t>
+      </w:r>
+      <w:r>
+        <w:rPr>
+          <w:sz w:val="28"/>
+          <w:szCs w:val="28"/>
+        </w:rPr>
+        <w:t>ситуації</w:t>
+      </w:r>
+      <w:r>
+        <w:rPr>
+          <w:sz w:val="28"/>
+          <w:szCs w:val="28"/>
+        </w:rPr>
+        <w:t xml:space="preserve"> </w:t>
+      </w:r>
+      <w:r>
+        <w:rPr>
+          <w:sz w:val="28"/>
+          <w:szCs w:val="28"/>
+        </w:rPr>
+        <w:t>ділення</w:t>
+      </w:r>
+      <w:r>
+        <w:rPr>
+          <w:sz w:val="28"/>
+          <w:szCs w:val="28"/>
+        </w:rPr>
+        <w:t xml:space="preserve"> но нуль.</w:t>
+      </w:r>
+    </w:p>
+    <w:p>
+      <w:pPr>
+        <w:spacing w:before="0" w:beforeAutospacing="off" w:after="240" w:afterAutospacing="off"/>
+      </w:pPr>
+      <w:r>
+        <w:rPr>
+          <w:rFonts w:ascii="Times New Roman" w:hAnsi="Times New Roman" w:eastAsia="Times New Roman" w:cs="Times New Roman"/>
+          <w:b w:val="1"/>
+          <w:bCs w:val="1"/>
+          <w:noProof w:val="0"/>
+          <w:sz w:val="28"/>
+          <w:szCs w:val="28"/>
+          <w:lang w:val="uk-UA"/>
+        </w:rPr>
+        <w:t>Хід виконання завдання:</w:t>
+      </w:r>
+    </w:p>
+    <w:p>
+      <w:pPr>
+        <w:pStyle w:val="ListParagraph"/>
+        <w:numPr>
+          <w:ilvl w:val="0"/>
+          <w:numId w:val="24"/>
+        </w:numPr>
+        <w:spacing w:before="0" w:beforeAutospacing="off" w:after="240" w:afterAutospacing="off"/>
+        <w:rPr>
+          <w:rFonts w:ascii="Times New Roman" w:hAnsi="Times New Roman" w:eastAsia="Times New Roman" w:cs="Times New Roman" w:asciiTheme="minorAscii" w:hAnsiTheme="minorAscii" w:eastAsiaTheme="minorAscii" w:cstheme="minorAscii"/>
+          <w:noProof w:val="0"/>
+          <w:sz w:val="28"/>
+          <w:szCs w:val="28"/>
+          <w:lang w:val="uk-UA"/>
+        </w:rPr>
+      </w:pPr>
+      <w:r>
+        <w:rPr>
+          <w:rFonts w:ascii="Times New Roman" w:hAnsi="Times New Roman" w:eastAsia="Times New Roman" w:cs="Times New Roman" w:asciiTheme="minorAscii" w:hAnsiTheme="minorAscii" w:eastAsiaTheme="minorAscii" w:cstheme="minorAscii"/>
+          <w:noProof w:val="0"/>
+          <w:sz w:val="28"/>
+          <w:szCs w:val="28"/>
+          <w:lang w:val="uk-UA"/>
+        </w:rPr>
+        <w:t xml:space="preserve">Відкрив </w:t>
+      </w:r>
+      <w:r>
+        <w:rPr>
+          <w:rFonts w:ascii="Times New Roman" w:hAnsi="Times New Roman" w:eastAsia="Times New Roman" w:cs="Times New Roman" w:asciiTheme="minorAscii" w:hAnsiTheme="minorAscii" w:eastAsiaTheme="minorAscii" w:cstheme="minorAscii"/>
+          <w:noProof w:val="0"/>
+          <w:sz w:val="28"/>
+          <w:szCs w:val="28"/>
+          <w:lang w:val="uk-UA"/>
+        </w:rPr>
+        <w:t>PyCharm</w:t>
+      </w:r>
+      <w:r>
+        <w:rPr>
+          <w:rFonts w:ascii="Times New Roman" w:hAnsi="Times New Roman" w:eastAsia="Times New Roman" w:cs="Times New Roman" w:asciiTheme="minorAscii" w:hAnsiTheme="minorAscii" w:eastAsiaTheme="minorAscii" w:cstheme="minorAscii"/>
+          <w:noProof w:val="0"/>
+          <w:sz w:val="28"/>
+          <w:szCs w:val="28"/>
+          <w:lang w:val="uk-UA"/>
+        </w:rPr>
+        <w:t xml:space="preserve"> та створив файл </w:t>
+      </w:r>
+      <w:r>
+        <w:rPr>
+          <w:rFonts w:ascii="Times New Roman" w:hAnsi="Times New Roman" w:eastAsia="Times New Roman" w:cs="Times New Roman" w:asciiTheme="minorAscii" w:hAnsiTheme="minorAscii" w:eastAsiaTheme="minorAscii" w:cstheme="minorAscii"/>
+          <w:noProof w:val="0"/>
+          <w:sz w:val="28"/>
+          <w:szCs w:val="28"/>
+          <w:lang w:val="uk-UA"/>
+        </w:rPr>
+        <w:t>task1.py</w:t>
+      </w:r>
+      <w:r>
+        <w:rPr>
+          <w:rFonts w:ascii="Times New Roman" w:hAnsi="Times New Roman" w:eastAsia="Times New Roman" w:cs="Times New Roman" w:asciiTheme="minorAscii" w:hAnsiTheme="minorAscii" w:eastAsiaTheme="minorAscii" w:cstheme="minorAscii"/>
+          <w:noProof w:val="0"/>
+          <w:sz w:val="28"/>
+          <w:szCs w:val="28"/>
+          <w:lang w:val="uk-UA"/>
+        </w:rPr>
+        <w:t xml:space="preserve"> у каталозі </w:t>
+      </w:r>
+      <w:r>
+        <w:rPr>
+          <w:rFonts w:ascii="Times New Roman" w:hAnsi="Times New Roman" w:eastAsia="Times New Roman" w:cs="Times New Roman" w:asciiTheme="minorAscii" w:hAnsiTheme="minorAscii" w:eastAsiaTheme="minorAscii" w:cstheme="minorAscii"/>
+          <w:noProof w:val="0"/>
+          <w:sz w:val="28"/>
+          <w:szCs w:val="28"/>
+          <w:lang w:val="uk-UA"/>
+        </w:rPr>
+        <w:t>topic_04</w:t>
+      </w:r>
+      <w:r>
+        <w:rPr>
+          <w:rFonts w:ascii="Times New Roman" w:hAnsi="Times New Roman" w:eastAsia="Times New Roman" w:cs="Times New Roman" w:asciiTheme="minorAscii" w:hAnsiTheme="minorAscii" w:eastAsiaTheme="minorAscii" w:cstheme="minorAscii"/>
+          <w:noProof w:val="0"/>
+          <w:sz w:val="28"/>
+          <w:szCs w:val="28"/>
+          <w:lang w:val="uk-UA"/>
+        </w:rPr>
+        <w:t xml:space="preserve">. </w:t>
+      </w:r>
+    </w:p>
+    <w:p>
+      <w:pPr>
+        <w:pStyle w:val="ListParagraph"/>
+        <w:numPr>
+          <w:ilvl w:val="0"/>
+          <w:numId w:val="24"/>
+        </w:numPr>
+        <w:spacing w:before="0" w:beforeAutospacing="off" w:after="240" w:afterAutospacing="off"/>
+        <w:rPr>
+          <w:rFonts w:ascii="Times New Roman" w:hAnsi="Times New Roman" w:eastAsia="Times New Roman" w:cs="Times New Roman" w:asciiTheme="minorAscii" w:hAnsiTheme="minorAscii" w:eastAsiaTheme="minorAscii" w:cstheme="minorAscii"/>
+          <w:noProof w:val="0"/>
+          <w:sz w:val="28"/>
+          <w:szCs w:val="28"/>
+          <w:lang w:val="uk-UA"/>
+        </w:rPr>
+      </w:pPr>
+      <w:r>
+        <w:rPr>
+          <w:rFonts w:ascii="Times New Roman" w:hAnsi="Times New Roman" w:eastAsia="Times New Roman" w:cs="Times New Roman" w:asciiTheme="minorAscii" w:hAnsiTheme="minorAscii" w:eastAsiaTheme="minorAscii" w:cstheme="minorAscii"/>
+          <w:noProof w:val="0"/>
+          <w:sz w:val="28"/>
+          <w:szCs w:val="28"/>
+          <w:lang w:val="uk-UA"/>
+        </w:rPr>
+        <w:t xml:space="preserve">Доопрацював функцію ділення div(x, y): використав блок </w:t>
+      </w:r>
+      <w:r>
+        <w:rPr>
+          <w:rFonts w:ascii="Times New Roman" w:hAnsi="Times New Roman" w:eastAsia="Times New Roman" w:cs="Times New Roman" w:asciiTheme="minorAscii" w:hAnsiTheme="minorAscii" w:eastAsiaTheme="minorAscii" w:cstheme="minorAscii"/>
+          <w:noProof w:val="0"/>
+          <w:sz w:val="28"/>
+          <w:szCs w:val="28"/>
+          <w:lang w:val="uk-UA"/>
+        </w:rPr>
+        <w:t>try</w:t>
+      </w:r>
+      <w:r>
+        <w:rPr>
+          <w:rFonts w:ascii="Times New Roman" w:hAnsi="Times New Roman" w:eastAsia="Times New Roman" w:cs="Times New Roman" w:asciiTheme="minorAscii" w:hAnsiTheme="minorAscii" w:eastAsiaTheme="minorAscii" w:cstheme="minorAscii"/>
+          <w:noProof w:val="0"/>
+          <w:sz w:val="28"/>
+          <w:szCs w:val="28"/>
+          <w:lang w:val="uk-UA"/>
+        </w:rPr>
+        <w:t xml:space="preserve"> - </w:t>
+      </w:r>
+      <w:r>
+        <w:rPr>
+          <w:rFonts w:ascii="Times New Roman" w:hAnsi="Times New Roman" w:eastAsia="Times New Roman" w:cs="Times New Roman" w:asciiTheme="minorAscii" w:hAnsiTheme="minorAscii" w:eastAsiaTheme="minorAscii" w:cstheme="minorAscii"/>
+          <w:noProof w:val="0"/>
+          <w:sz w:val="28"/>
+          <w:szCs w:val="28"/>
+          <w:lang w:val="uk-UA"/>
+        </w:rPr>
+        <w:t>except</w:t>
+      </w:r>
+      <w:r>
+        <w:rPr>
+          <w:rFonts w:ascii="Times New Roman" w:hAnsi="Times New Roman" w:eastAsia="Times New Roman" w:cs="Times New Roman" w:asciiTheme="minorAscii" w:hAnsiTheme="minorAscii" w:eastAsiaTheme="minorAscii" w:cstheme="minorAscii"/>
+          <w:noProof w:val="0"/>
+          <w:sz w:val="28"/>
+          <w:szCs w:val="28"/>
+          <w:lang w:val="uk-UA"/>
+        </w:rPr>
+        <w:t xml:space="preserve"> </w:t>
+      </w:r>
+      <w:r>
+        <w:rPr>
+          <w:rFonts w:ascii="Times New Roman" w:hAnsi="Times New Roman" w:eastAsia="Times New Roman" w:cs="Times New Roman" w:asciiTheme="minorAscii" w:hAnsiTheme="minorAscii" w:eastAsiaTheme="minorAscii" w:cstheme="minorAscii"/>
+          <w:noProof w:val="0"/>
+          <w:sz w:val="28"/>
+          <w:szCs w:val="28"/>
+          <w:lang w:val="uk-UA"/>
+        </w:rPr>
+        <w:t>ZeroDivisionError</w:t>
+      </w:r>
+      <w:r>
+        <w:rPr>
+          <w:rFonts w:ascii="Times New Roman" w:hAnsi="Times New Roman" w:eastAsia="Times New Roman" w:cs="Times New Roman" w:asciiTheme="minorAscii" w:hAnsiTheme="minorAscii" w:eastAsiaTheme="minorAscii" w:cstheme="minorAscii"/>
+          <w:noProof w:val="0"/>
+          <w:sz w:val="28"/>
+          <w:szCs w:val="28"/>
+          <w:lang w:val="uk-UA"/>
+        </w:rPr>
+        <w:t xml:space="preserve"> для безпечного виконання операції x / y та повернення повідомлення про помилку у разі ділення на нуль замість аварійного збою програми</w:t>
+      </w:r>
+    </w:p>
+    <w:p>
+      <w:pPr>
+        <w:pStyle w:val="ListParagraph"/>
+        <w:numPr>
+          <w:ilvl w:val="0"/>
+          <w:numId w:val="24"/>
+        </w:numPr>
+        <w:spacing w:before="0" w:beforeAutospacing="off" w:after="240" w:afterAutospacing="off"/>
+        <w:rPr>
+          <w:rFonts w:ascii="Times New Roman" w:hAnsi="Times New Roman" w:eastAsia="Times New Roman" w:cs="Times New Roman" w:asciiTheme="minorAscii" w:hAnsiTheme="minorAscii" w:eastAsiaTheme="minorAscii" w:cstheme="minorAscii"/>
+          <w:noProof w:val="0"/>
+          <w:sz w:val="28"/>
+          <w:szCs w:val="28"/>
+          <w:lang w:val="uk-UA"/>
+        </w:rPr>
+      </w:pPr>
+      <w:r>
+        <w:rPr>
+          <w:rFonts w:ascii="Times New Roman" w:hAnsi="Times New Roman" w:eastAsia="Times New Roman" w:cs="Times New Roman" w:asciiTheme="minorAscii" w:hAnsiTheme="minorAscii" w:eastAsiaTheme="minorAscii" w:cstheme="minorAscii"/>
+          <w:noProof w:val="0"/>
+          <w:sz w:val="28"/>
+          <w:szCs w:val="28"/>
+          <w:lang w:val="uk-UA"/>
+        </w:rPr>
+        <w:t xml:space="preserve">Створив допоміжну функцію </w:t>
+      </w:r>
+      <w:r>
+        <w:rPr>
+          <w:rFonts w:ascii="Times New Roman" w:hAnsi="Times New Roman" w:eastAsia="Times New Roman" w:cs="Times New Roman" w:asciiTheme="minorAscii" w:hAnsiTheme="minorAscii" w:eastAsiaTheme="minorAscii" w:cstheme="minorAscii"/>
+          <w:noProof w:val="0"/>
+          <w:sz w:val="28"/>
+          <w:szCs w:val="28"/>
+          <w:lang w:val="uk-UA"/>
+        </w:rPr>
+        <w:t>get_number</w:t>
+      </w:r>
+      <w:r>
+        <w:rPr>
+          <w:rFonts w:ascii="Times New Roman" w:hAnsi="Times New Roman" w:eastAsia="Times New Roman" w:cs="Times New Roman" w:asciiTheme="minorAscii" w:hAnsiTheme="minorAscii" w:eastAsiaTheme="minorAscii" w:cstheme="minorAscii"/>
+          <w:noProof w:val="0"/>
+          <w:sz w:val="28"/>
+          <w:szCs w:val="28"/>
+          <w:lang w:val="uk-UA"/>
+        </w:rPr>
+        <w:t>(</w:t>
+      </w:r>
+      <w:r>
+        <w:rPr>
+          <w:rFonts w:ascii="Times New Roman" w:hAnsi="Times New Roman" w:eastAsia="Times New Roman" w:cs="Times New Roman" w:asciiTheme="minorAscii" w:hAnsiTheme="minorAscii" w:eastAsiaTheme="minorAscii" w:cstheme="minorAscii"/>
+          <w:noProof w:val="0"/>
+          <w:sz w:val="28"/>
+          <w:szCs w:val="28"/>
+          <w:lang w:val="uk-UA"/>
+        </w:rPr>
+        <w:t>prompt</w:t>
+      </w:r>
+      <w:r>
+        <w:rPr>
+          <w:rFonts w:ascii="Times New Roman" w:hAnsi="Times New Roman" w:eastAsia="Times New Roman" w:cs="Times New Roman" w:asciiTheme="minorAscii" w:hAnsiTheme="minorAscii" w:eastAsiaTheme="minorAscii" w:cstheme="minorAscii"/>
+          <w:noProof w:val="0"/>
+          <w:sz w:val="28"/>
+          <w:szCs w:val="28"/>
+          <w:lang w:val="uk-UA"/>
+        </w:rPr>
+        <w:t xml:space="preserve">) для безпечного зчитування чисел: реалізовано внутрішній цикл </w:t>
+      </w:r>
+      <w:r>
+        <w:rPr>
+          <w:rFonts w:ascii="Times New Roman" w:hAnsi="Times New Roman" w:eastAsia="Times New Roman" w:cs="Times New Roman" w:asciiTheme="minorAscii" w:hAnsiTheme="minorAscii" w:eastAsiaTheme="minorAscii" w:cstheme="minorAscii"/>
+          <w:noProof w:val="0"/>
+          <w:sz w:val="28"/>
+          <w:szCs w:val="28"/>
+          <w:lang w:val="uk-UA"/>
+        </w:rPr>
+        <w:t>while</w:t>
+      </w:r>
+      <w:r>
+        <w:rPr>
+          <w:rFonts w:ascii="Times New Roman" w:hAnsi="Times New Roman" w:eastAsia="Times New Roman" w:cs="Times New Roman" w:asciiTheme="minorAscii" w:hAnsiTheme="minorAscii" w:eastAsiaTheme="minorAscii" w:cstheme="minorAscii"/>
+          <w:noProof w:val="0"/>
+          <w:sz w:val="28"/>
+          <w:szCs w:val="28"/>
+          <w:lang w:val="uk-UA"/>
+        </w:rPr>
+        <w:t xml:space="preserve"> </w:t>
+      </w:r>
+      <w:r>
+        <w:rPr>
+          <w:rFonts w:ascii="Times New Roman" w:hAnsi="Times New Roman" w:eastAsia="Times New Roman" w:cs="Times New Roman" w:asciiTheme="minorAscii" w:hAnsiTheme="minorAscii" w:eastAsiaTheme="minorAscii" w:cstheme="minorAscii"/>
+          <w:noProof w:val="0"/>
+          <w:sz w:val="28"/>
+          <w:szCs w:val="28"/>
+          <w:lang w:val="uk-UA"/>
+        </w:rPr>
+        <w:t>True</w:t>
+      </w:r>
+      <w:r>
+        <w:rPr>
+          <w:rFonts w:ascii="Times New Roman" w:hAnsi="Times New Roman" w:eastAsia="Times New Roman" w:cs="Times New Roman" w:asciiTheme="minorAscii" w:hAnsiTheme="minorAscii" w:eastAsiaTheme="minorAscii" w:cstheme="minorAscii"/>
+          <w:noProof w:val="0"/>
+          <w:sz w:val="28"/>
+          <w:szCs w:val="28"/>
+          <w:lang w:val="uk-UA"/>
+        </w:rPr>
+        <w:t xml:space="preserve"> для повторного запиту </w:t>
+      </w:r>
+      <w:r>
+        <w:rPr>
+          <w:rFonts w:ascii="Times New Roman" w:hAnsi="Times New Roman" w:eastAsia="Times New Roman" w:cs="Times New Roman" w:asciiTheme="minorAscii" w:hAnsiTheme="minorAscii" w:eastAsiaTheme="minorAscii" w:cstheme="minorAscii"/>
+          <w:noProof w:val="0"/>
+          <w:sz w:val="28"/>
+          <w:szCs w:val="28"/>
+          <w:lang w:val="uk-UA"/>
+        </w:rPr>
+        <w:t>значення;</w:t>
+      </w:r>
+      <w:r>
+        <w:rPr>
+          <w:rFonts w:ascii="Times New Roman" w:hAnsi="Times New Roman" w:eastAsia="Times New Roman" w:cs="Times New Roman" w:asciiTheme="minorAscii" w:hAnsiTheme="minorAscii" w:eastAsiaTheme="minorAscii" w:cstheme="minorAscii"/>
+          <w:noProof w:val="0"/>
+          <w:sz w:val="28"/>
+          <w:szCs w:val="28"/>
+          <w:lang w:val="uk-UA"/>
+        </w:rPr>
+        <w:t>перехоплюється</w:t>
+      </w:r>
+      <w:r>
+        <w:rPr>
+          <w:rFonts w:ascii="Times New Roman" w:hAnsi="Times New Roman" w:eastAsia="Times New Roman" w:cs="Times New Roman" w:asciiTheme="minorAscii" w:hAnsiTheme="minorAscii" w:eastAsiaTheme="minorAscii" w:cstheme="minorAscii"/>
+          <w:noProof w:val="0"/>
+          <w:sz w:val="28"/>
+          <w:szCs w:val="28"/>
+          <w:lang w:val="uk-UA"/>
+        </w:rPr>
+        <w:t xml:space="preserve"> виняток </w:t>
+      </w:r>
+      <w:r>
+        <w:rPr>
+          <w:rFonts w:ascii="Times New Roman" w:hAnsi="Times New Roman" w:eastAsia="Times New Roman" w:cs="Times New Roman" w:asciiTheme="minorAscii" w:hAnsiTheme="minorAscii" w:eastAsiaTheme="minorAscii" w:cstheme="minorAscii"/>
+          <w:noProof w:val="0"/>
+          <w:sz w:val="28"/>
+          <w:szCs w:val="28"/>
+          <w:lang w:val="uk-UA"/>
+        </w:rPr>
+        <w:t>ValueError</w:t>
+      </w:r>
+      <w:r>
+        <w:rPr>
+          <w:rFonts w:ascii="Times New Roman" w:hAnsi="Times New Roman" w:eastAsia="Times New Roman" w:cs="Times New Roman" w:asciiTheme="minorAscii" w:hAnsiTheme="minorAscii" w:eastAsiaTheme="minorAscii" w:cstheme="minorAscii"/>
+          <w:noProof w:val="0"/>
+          <w:sz w:val="28"/>
+          <w:szCs w:val="28"/>
+          <w:lang w:val="uk-UA"/>
+        </w:rPr>
+        <w:t>, якщо користувач вводить нечислові символи</w:t>
+      </w:r>
+    </w:p>
+    <w:p>
+      <w:pPr>
+        <w:pStyle w:val="ListParagraph"/>
+        <w:numPr>
+          <w:ilvl w:val="0"/>
+          <w:numId w:val="24"/>
+        </w:numPr>
+        <w:spacing w:before="0" w:beforeAutospacing="off" w:after="240" w:afterAutospacing="off"/>
+        <w:rPr>
+          <w:rFonts w:ascii="Times New Roman" w:hAnsi="Times New Roman" w:eastAsia="Times New Roman" w:cs="Times New Roman" w:asciiTheme="minorAscii" w:hAnsiTheme="minorAscii" w:eastAsiaTheme="minorAscii" w:cstheme="minorAscii"/>
+          <w:noProof w:val="0"/>
+          <w:sz w:val="28"/>
+          <w:szCs w:val="28"/>
+          <w:lang w:val="uk-UA"/>
+        </w:rPr>
+      </w:pPr>
+      <w:r>
+        <w:rPr>
+          <w:rFonts w:ascii="Times New Roman" w:hAnsi="Times New Roman" w:eastAsia="Times New Roman" w:cs="Times New Roman" w:asciiTheme="minorAscii" w:hAnsiTheme="minorAscii" w:eastAsiaTheme="minorAscii" w:cstheme="minorAscii"/>
+          <w:noProof w:val="0"/>
+          <w:sz w:val="28"/>
+          <w:szCs w:val="28"/>
+          <w:lang w:val="uk-UA"/>
+        </w:rPr>
+        <w:t xml:space="preserve">Замінив прямі виклики </w:t>
+      </w:r>
+      <w:r>
+        <w:rPr>
+          <w:rFonts w:ascii="Times New Roman" w:hAnsi="Times New Roman" w:eastAsia="Times New Roman" w:cs="Times New Roman" w:asciiTheme="minorAscii" w:hAnsiTheme="minorAscii" w:eastAsiaTheme="minorAscii" w:cstheme="minorAscii"/>
+          <w:noProof w:val="0"/>
+          <w:sz w:val="28"/>
+          <w:szCs w:val="28"/>
+          <w:lang w:val="uk-UA"/>
+        </w:rPr>
+        <w:t>float</w:t>
+      </w:r>
+      <w:r>
+        <w:rPr>
+          <w:rFonts w:ascii="Times New Roman" w:hAnsi="Times New Roman" w:eastAsia="Times New Roman" w:cs="Times New Roman" w:asciiTheme="minorAscii" w:hAnsiTheme="minorAscii" w:eastAsiaTheme="minorAscii" w:cstheme="minorAscii"/>
+          <w:noProof w:val="0"/>
+          <w:sz w:val="28"/>
+          <w:szCs w:val="28"/>
+          <w:lang w:val="uk-UA"/>
+        </w:rPr>
+        <w:t>(</w:t>
+      </w:r>
+      <w:r>
+        <w:rPr>
+          <w:rFonts w:ascii="Times New Roman" w:hAnsi="Times New Roman" w:eastAsia="Times New Roman" w:cs="Times New Roman" w:asciiTheme="minorAscii" w:hAnsiTheme="minorAscii" w:eastAsiaTheme="minorAscii" w:cstheme="minorAscii"/>
+          <w:noProof w:val="0"/>
+          <w:sz w:val="28"/>
+          <w:szCs w:val="28"/>
+          <w:lang w:val="uk-UA"/>
+        </w:rPr>
+        <w:t>input</w:t>
+      </w:r>
+      <w:r>
+        <w:rPr>
+          <w:rFonts w:ascii="Times New Roman" w:hAnsi="Times New Roman" w:eastAsia="Times New Roman" w:cs="Times New Roman" w:asciiTheme="minorAscii" w:hAnsiTheme="minorAscii" w:eastAsiaTheme="minorAscii" w:cstheme="minorAscii"/>
+          <w:noProof w:val="0"/>
+          <w:sz w:val="28"/>
+          <w:szCs w:val="28"/>
+          <w:lang w:val="uk-UA"/>
+        </w:rPr>
+        <w:t xml:space="preserve">()) у головному циклі на виклики функції </w:t>
+      </w:r>
+      <w:r>
+        <w:rPr>
+          <w:rFonts w:ascii="Times New Roman" w:hAnsi="Times New Roman" w:eastAsia="Times New Roman" w:cs="Times New Roman" w:asciiTheme="minorAscii" w:hAnsiTheme="minorAscii" w:eastAsiaTheme="minorAscii" w:cstheme="minorAscii"/>
+          <w:noProof w:val="0"/>
+          <w:sz w:val="28"/>
+          <w:szCs w:val="28"/>
+          <w:lang w:val="uk-UA"/>
+        </w:rPr>
+        <w:t>get_number</w:t>
+      </w:r>
+      <w:r>
+        <w:rPr>
+          <w:rFonts w:ascii="Times New Roman" w:hAnsi="Times New Roman" w:eastAsia="Times New Roman" w:cs="Times New Roman" w:asciiTheme="minorAscii" w:hAnsiTheme="minorAscii" w:eastAsiaTheme="minorAscii" w:cstheme="minorAscii"/>
+          <w:noProof w:val="0"/>
+          <w:sz w:val="28"/>
+          <w:szCs w:val="28"/>
+          <w:lang w:val="uk-UA"/>
+        </w:rPr>
+        <w:t>().</w:t>
+      </w:r>
+    </w:p>
+    <w:p>
+      <w:pPr>
+        <w:pStyle w:val="ListParagraph"/>
+        <w:numPr>
+          <w:ilvl w:val="0"/>
+          <w:numId w:val="24"/>
+        </w:numPr>
+        <w:spacing w:before="0" w:beforeAutospacing="off" w:after="240" w:afterAutospacing="off"/>
+        <w:rPr>
+          <w:rFonts w:ascii="Times New Roman" w:hAnsi="Times New Roman" w:eastAsia="Times New Roman" w:cs="Times New Roman" w:asciiTheme="minorAscii" w:hAnsiTheme="minorAscii" w:eastAsiaTheme="minorAscii" w:cstheme="minorAscii"/>
+          <w:noProof w:val="0"/>
+          <w:sz w:val="28"/>
+          <w:szCs w:val="28"/>
+          <w:lang w:val="uk-UA"/>
+        </w:rPr>
+      </w:pPr>
+      <w:r>
+        <w:rPr>
+          <w:rFonts w:ascii="Times New Roman" w:hAnsi="Times New Roman" w:eastAsia="Times New Roman" w:cs="Times New Roman" w:asciiTheme="minorAscii" w:hAnsiTheme="minorAscii" w:eastAsiaTheme="minorAscii" w:cstheme="minorAscii"/>
+          <w:noProof w:val="0"/>
+          <w:sz w:val="28"/>
+          <w:szCs w:val="28"/>
+          <w:lang w:val="uk-UA"/>
+        </w:rPr>
+        <w:t>Протестував обробку виняткових ситуацій: спробу ділення на 0 та введення тексту замість чисел.</w:t>
+      </w:r>
+    </w:p>
+    <w:p>
+      <w:pPr>
+        <w:spacing w:before="0" w:beforeAutospacing="off" w:after="240" w:afterAutospacing="off"/>
+      </w:pPr>
+      <w:r>
+        <w:rPr>
+          <w:rFonts w:ascii="Times New Roman" w:hAnsi="Times New Roman" w:eastAsia="Times New Roman" w:cs="Times New Roman"/>
+          <w:b w:val="1"/>
+          <w:bCs w:val="1"/>
+          <w:noProof w:val="0"/>
+          <w:sz w:val="28"/>
+          <w:szCs w:val="28"/>
+          <w:lang w:val="uk-UA"/>
+        </w:rPr>
+        <w:t>Текст програми:</w:t>
+      </w:r>
+    </w:p>
+    <w:tbl>
+      <w:tblPr>
+        <w:tblStyle w:val="TableGrid"/>
+        <w:bidiVisual w:val="0"/>
+        <w:tblW w:w="0" w:type="auto"/>
+        <w:tblLook w:val="06A0" w:firstRow="1" w:lastRow="0" w:firstColumn="1" w:lastColumn="0" w:noHBand="1" w:noVBand="1"/>
+      </w:tblPr>
+      <w:tblGrid>
+        <w:gridCol w:w="9015"/>
+      </w:tblGrid>
+      <w:tr>
+        <w:trPr>
+          <w:trHeight w:val="300"/>
+        </w:trPr>
+        <w:tc>
+          <w:tcPr>
+            <w:tcW w:w="9015" w:type="dxa"/>
+            <w:tcMar/>
+          </w:tcPr>
+          <w:p>
+            <w:pPr>
+              <w:shd w:val="clear" w:color="auto" w:fill="191A1C"/>
+              <w:bidi w:val="0"/>
+              <w:spacing w:before="0" w:beforeAutospacing="off" w:after="0" w:afterAutospacing="off"/>
+            </w:pPr>
+            <w:r>
+              <w:rPr>
+                <w:rFonts w:ascii="Consolas" w:hAnsi="Consolas" w:eastAsia="Consolas" w:cs="Consolas"/>
+                <w:noProof w:val="0"/>
+                <w:color w:val="CF8E6D"/>
+                <w:sz w:val="28"/>
+                <w:szCs w:val="28"/>
+                <w:lang w:val="en-US"/>
+              </w:rPr>
+              <w:t>def</w:t>
+            </w:r>
+            <w:r>
+              <w:rPr>
+                <w:rFonts w:ascii="Consolas" w:hAnsi="Consolas" w:eastAsia="Consolas" w:cs="Consolas"/>
+                <w:noProof w:val="0"/>
+                <w:color w:val="CF8E6D"/>
+                <w:sz w:val="28"/>
+                <w:szCs w:val="28"/>
+                <w:lang w:val="en-US"/>
+              </w:rPr>
+              <w:t xml:space="preserve"> </w:t>
+            </w:r>
+            <w:r>
+              <w:rPr>
+                <w:rFonts w:ascii="Consolas" w:hAnsi="Consolas" w:eastAsia="Consolas" w:cs="Consolas"/>
+                <w:noProof w:val="0"/>
+                <w:color w:val="56A8F5"/>
+                <w:sz w:val="28"/>
+                <w:szCs w:val="28"/>
+                <w:lang w:val="en-US"/>
+              </w:rPr>
+              <w:t>add</w:t>
+            </w:r>
+            <w:r>
+              <w:rPr>
+                <w:rFonts w:ascii="Consolas" w:hAnsi="Consolas" w:eastAsia="Consolas" w:cs="Consolas"/>
+                <w:noProof w:val="0"/>
+                <w:color w:val="BCBEC4"/>
+                <w:sz w:val="28"/>
+                <w:szCs w:val="28"/>
+                <w:lang w:val="en-US"/>
+              </w:rPr>
+              <w:t>(x, y):</w:t>
+            </w:r>
+            <w:r>
+              <w:br/>
+            </w:r>
+            <w:r>
+              <w:rPr>
+                <w:rFonts w:ascii="Consolas" w:hAnsi="Consolas" w:eastAsia="Consolas" w:cs="Consolas"/>
+                <w:noProof w:val="0"/>
+                <w:color w:val="BCBEC4"/>
+                <w:sz w:val="28"/>
+                <w:szCs w:val="28"/>
+                <w:lang w:val="en-US"/>
+              </w:rPr>
+              <w:t xml:space="preserve">    </w:t>
+            </w:r>
+            <w:r>
+              <w:rPr>
+                <w:rFonts w:ascii="Consolas" w:hAnsi="Consolas" w:eastAsia="Consolas" w:cs="Consolas"/>
+                <w:noProof w:val="0"/>
+                <w:color w:val="CF8E6D"/>
+                <w:sz w:val="28"/>
+                <w:szCs w:val="28"/>
+                <w:lang w:val="en-US"/>
+              </w:rPr>
+              <w:t>return</w:t>
+            </w:r>
+            <w:r>
+              <w:rPr>
+                <w:rFonts w:ascii="Consolas" w:hAnsi="Consolas" w:eastAsia="Consolas" w:cs="Consolas"/>
+                <w:noProof w:val="0"/>
+                <w:color w:val="CF8E6D"/>
+                <w:sz w:val="28"/>
+                <w:szCs w:val="28"/>
+                <w:lang w:val="en-US"/>
+              </w:rPr>
+              <w:t xml:space="preserve"> </w:t>
+            </w:r>
+            <w:r>
+              <w:rPr>
+                <w:rFonts w:ascii="Consolas" w:hAnsi="Consolas" w:eastAsia="Consolas" w:cs="Consolas"/>
+                <w:noProof w:val="0"/>
+                <w:color w:val="BCBEC4"/>
+                <w:sz w:val="28"/>
+                <w:szCs w:val="28"/>
+                <w:lang w:val="en-US"/>
+              </w:rPr>
+              <w:t>x + y</w:t>
+            </w:r>
+            <w:r>
+              <w:br/>
+            </w:r>
+            <w:r>
+              <w:br/>
+            </w:r>
+            <w:r>
+              <w:rPr>
+                <w:rFonts w:ascii="Consolas" w:hAnsi="Consolas" w:eastAsia="Consolas" w:cs="Consolas"/>
+                <w:noProof w:val="0"/>
+                <w:color w:val="CF8E6D"/>
+                <w:sz w:val="28"/>
+                <w:szCs w:val="28"/>
+                <w:lang w:val="en-US"/>
+              </w:rPr>
+              <w:t xml:space="preserve">def </w:t>
+            </w:r>
+            <w:r>
+              <w:rPr>
+                <w:rFonts w:ascii="Consolas" w:hAnsi="Consolas" w:eastAsia="Consolas" w:cs="Consolas"/>
+                <w:noProof w:val="0"/>
+                <w:color w:val="56A8F5"/>
+                <w:sz w:val="28"/>
+                <w:szCs w:val="28"/>
+                <w:lang w:val="en-US"/>
+              </w:rPr>
+              <w:t>sub</w:t>
+            </w:r>
+            <w:r>
+              <w:rPr>
+                <w:rFonts w:ascii="Consolas" w:hAnsi="Consolas" w:eastAsia="Consolas" w:cs="Consolas"/>
+                <w:noProof w:val="0"/>
+                <w:color w:val="BCBEC4"/>
+                <w:sz w:val="28"/>
+                <w:szCs w:val="28"/>
+                <w:lang w:val="en-US"/>
+              </w:rPr>
+              <w:t>(x, y):</w:t>
+            </w:r>
+            <w:r>
+              <w:br/>
+            </w:r>
+            <w:r>
+              <w:rPr>
+                <w:rFonts w:ascii="Consolas" w:hAnsi="Consolas" w:eastAsia="Consolas" w:cs="Consolas"/>
+                <w:noProof w:val="0"/>
+                <w:color w:val="BCBEC4"/>
+                <w:sz w:val="28"/>
+                <w:szCs w:val="28"/>
+                <w:lang w:val="en-US"/>
+              </w:rPr>
+              <w:t xml:space="preserve">    </w:t>
+            </w:r>
+            <w:r>
+              <w:rPr>
+                <w:rFonts w:ascii="Consolas" w:hAnsi="Consolas" w:eastAsia="Consolas" w:cs="Consolas"/>
+                <w:noProof w:val="0"/>
+                <w:color w:val="CF8E6D"/>
+                <w:sz w:val="28"/>
+                <w:szCs w:val="28"/>
+                <w:lang w:val="en-US"/>
+              </w:rPr>
+              <w:t>return</w:t>
+            </w:r>
+            <w:r>
+              <w:rPr>
+                <w:rFonts w:ascii="Consolas" w:hAnsi="Consolas" w:eastAsia="Consolas" w:cs="Consolas"/>
+                <w:noProof w:val="0"/>
+                <w:color w:val="CF8E6D"/>
+                <w:sz w:val="28"/>
+                <w:szCs w:val="28"/>
+                <w:lang w:val="en-US"/>
+              </w:rPr>
+              <w:t xml:space="preserve"> </w:t>
+            </w:r>
+            <w:r>
+              <w:rPr>
+                <w:rFonts w:ascii="Consolas" w:hAnsi="Consolas" w:eastAsia="Consolas" w:cs="Consolas"/>
+                <w:noProof w:val="0"/>
+                <w:color w:val="BCBEC4"/>
+                <w:sz w:val="28"/>
+                <w:szCs w:val="28"/>
+                <w:lang w:val="en-US"/>
+              </w:rPr>
+              <w:t>x - y</w:t>
+            </w:r>
+            <w:r>
+              <w:br/>
+            </w:r>
+            <w:r>
+              <w:br/>
+            </w:r>
+            <w:r>
+              <w:rPr>
+                <w:rFonts w:ascii="Consolas" w:hAnsi="Consolas" w:eastAsia="Consolas" w:cs="Consolas"/>
+                <w:noProof w:val="0"/>
+                <w:color w:val="CF8E6D"/>
+                <w:sz w:val="28"/>
+                <w:szCs w:val="28"/>
+                <w:lang w:val="en-US"/>
+              </w:rPr>
+              <w:t xml:space="preserve">def </w:t>
+            </w:r>
+            <w:r>
+              <w:rPr>
+                <w:rFonts w:ascii="Consolas" w:hAnsi="Consolas" w:eastAsia="Consolas" w:cs="Consolas"/>
+                <w:noProof w:val="0"/>
+                <w:color w:val="56A8F5"/>
+                <w:sz w:val="28"/>
+                <w:szCs w:val="28"/>
+                <w:lang w:val="en-US"/>
+              </w:rPr>
+              <w:t>mult</w:t>
+            </w:r>
+            <w:r>
+              <w:rPr>
+                <w:rFonts w:ascii="Consolas" w:hAnsi="Consolas" w:eastAsia="Consolas" w:cs="Consolas"/>
+                <w:noProof w:val="0"/>
+                <w:color w:val="BCBEC4"/>
+                <w:sz w:val="28"/>
+                <w:szCs w:val="28"/>
+                <w:lang w:val="en-US"/>
+              </w:rPr>
+              <w:t>(x, y):</w:t>
+            </w:r>
+            <w:r>
+              <w:br/>
+            </w:r>
+            <w:r>
+              <w:rPr>
+                <w:rFonts w:ascii="Consolas" w:hAnsi="Consolas" w:eastAsia="Consolas" w:cs="Consolas"/>
+                <w:noProof w:val="0"/>
+                <w:color w:val="BCBEC4"/>
+                <w:sz w:val="28"/>
+                <w:szCs w:val="28"/>
+                <w:lang w:val="en-US"/>
+              </w:rPr>
+              <w:t xml:space="preserve">    </w:t>
+            </w:r>
+            <w:r>
+              <w:rPr>
+                <w:rFonts w:ascii="Consolas" w:hAnsi="Consolas" w:eastAsia="Consolas" w:cs="Consolas"/>
+                <w:noProof w:val="0"/>
+                <w:color w:val="CF8E6D"/>
+                <w:sz w:val="28"/>
+                <w:szCs w:val="28"/>
+                <w:lang w:val="en-US"/>
+              </w:rPr>
+              <w:t>return</w:t>
+            </w:r>
+            <w:r>
+              <w:rPr>
+                <w:rFonts w:ascii="Consolas" w:hAnsi="Consolas" w:eastAsia="Consolas" w:cs="Consolas"/>
+                <w:noProof w:val="0"/>
+                <w:color w:val="CF8E6D"/>
+                <w:sz w:val="28"/>
+                <w:szCs w:val="28"/>
+                <w:lang w:val="en-US"/>
+              </w:rPr>
+              <w:t xml:space="preserve"> </w:t>
+            </w:r>
+            <w:r>
+              <w:rPr>
+                <w:rFonts w:ascii="Consolas" w:hAnsi="Consolas" w:eastAsia="Consolas" w:cs="Consolas"/>
+                <w:noProof w:val="0"/>
+                <w:color w:val="BCBEC4"/>
+                <w:sz w:val="28"/>
+                <w:szCs w:val="28"/>
+                <w:lang w:val="en-US"/>
+              </w:rPr>
+              <w:t>x * y</w:t>
+            </w:r>
+            <w:r>
+              <w:br/>
+            </w:r>
+            <w:r>
+              <w:br/>
+            </w:r>
+            <w:r>
+              <w:rPr>
+                <w:rFonts w:ascii="Consolas" w:hAnsi="Consolas" w:eastAsia="Consolas" w:cs="Consolas"/>
+                <w:noProof w:val="0"/>
+                <w:color w:val="CF8E6D"/>
+                <w:sz w:val="28"/>
+                <w:szCs w:val="28"/>
+                <w:lang w:val="en-US"/>
+              </w:rPr>
+              <w:t xml:space="preserve">def </w:t>
+            </w:r>
+            <w:r>
+              <w:rPr>
+                <w:rFonts w:ascii="Consolas" w:hAnsi="Consolas" w:eastAsia="Consolas" w:cs="Consolas"/>
+                <w:noProof w:val="0"/>
+                <w:color w:val="56A8F5"/>
+                <w:sz w:val="28"/>
+                <w:szCs w:val="28"/>
+                <w:lang w:val="en-US"/>
+              </w:rPr>
+              <w:t>div</w:t>
+            </w:r>
+            <w:r>
+              <w:rPr>
+                <w:rFonts w:ascii="Consolas" w:hAnsi="Consolas" w:eastAsia="Consolas" w:cs="Consolas"/>
+                <w:noProof w:val="0"/>
+                <w:color w:val="BCBEC4"/>
+                <w:sz w:val="28"/>
+                <w:szCs w:val="28"/>
+                <w:lang w:val="en-US"/>
+              </w:rPr>
+              <w:t>(x, y):</w:t>
+            </w:r>
+            <w:r>
+              <w:br/>
+            </w:r>
+            <w:r>
+              <w:rPr>
+                <w:rFonts w:ascii="Consolas" w:hAnsi="Consolas" w:eastAsia="Consolas" w:cs="Consolas"/>
+                <w:noProof w:val="0"/>
+                <w:color w:val="BCBEC4"/>
+                <w:sz w:val="28"/>
+                <w:szCs w:val="28"/>
+                <w:lang w:val="en-US"/>
+              </w:rPr>
+              <w:t xml:space="preserve">    </w:t>
+            </w:r>
+            <w:r>
+              <w:rPr>
+                <w:rFonts w:ascii="Consolas" w:hAnsi="Consolas" w:eastAsia="Consolas" w:cs="Consolas"/>
+                <w:noProof w:val="0"/>
+                <w:color w:val="CF8E6D"/>
+                <w:sz w:val="28"/>
+                <w:szCs w:val="28"/>
+                <w:lang w:val="en-US"/>
+              </w:rPr>
+              <w:t>try</w:t>
+            </w:r>
+            <w:r>
+              <w:rPr>
+                <w:rFonts w:ascii="Consolas" w:hAnsi="Consolas" w:eastAsia="Consolas" w:cs="Consolas"/>
+                <w:noProof w:val="0"/>
+                <w:color w:val="BCBEC4"/>
+                <w:sz w:val="28"/>
+                <w:szCs w:val="28"/>
+                <w:lang w:val="en-US"/>
+              </w:rPr>
+              <w:t>:</w:t>
+            </w:r>
+            <w:r>
+              <w:br/>
+            </w:r>
+            <w:r>
+              <w:rPr>
+                <w:rFonts w:ascii="Consolas" w:hAnsi="Consolas" w:eastAsia="Consolas" w:cs="Consolas"/>
+                <w:noProof w:val="0"/>
+                <w:color w:val="BCBEC4"/>
+                <w:sz w:val="28"/>
+                <w:szCs w:val="28"/>
+                <w:lang w:val="en-US"/>
+              </w:rPr>
+              <w:t xml:space="preserve">        </w:t>
+            </w:r>
+            <w:r>
+              <w:rPr>
+                <w:rFonts w:ascii="Consolas" w:hAnsi="Consolas" w:eastAsia="Consolas" w:cs="Consolas"/>
+                <w:noProof w:val="0"/>
+                <w:color w:val="CF8E6D"/>
+                <w:sz w:val="28"/>
+                <w:szCs w:val="28"/>
+                <w:lang w:val="en-US"/>
+              </w:rPr>
+              <w:t>return</w:t>
+            </w:r>
+            <w:r>
+              <w:rPr>
+                <w:rFonts w:ascii="Consolas" w:hAnsi="Consolas" w:eastAsia="Consolas" w:cs="Consolas"/>
+                <w:noProof w:val="0"/>
+                <w:color w:val="CF8E6D"/>
+                <w:sz w:val="28"/>
+                <w:szCs w:val="28"/>
+                <w:lang w:val="en-US"/>
+              </w:rPr>
+              <w:t xml:space="preserve"> </w:t>
+            </w:r>
+            <w:r>
+              <w:rPr>
+                <w:rFonts w:ascii="Consolas" w:hAnsi="Consolas" w:eastAsia="Consolas" w:cs="Consolas"/>
+                <w:noProof w:val="0"/>
+                <w:color w:val="BCBEC4"/>
+                <w:sz w:val="28"/>
+                <w:szCs w:val="28"/>
+                <w:lang w:val="en-US"/>
+              </w:rPr>
+              <w:t>x / y</w:t>
+            </w:r>
+            <w:r>
+              <w:br/>
+            </w:r>
+            <w:r>
+              <w:rPr>
+                <w:rFonts w:ascii="Consolas" w:hAnsi="Consolas" w:eastAsia="Consolas" w:cs="Consolas"/>
+                <w:noProof w:val="0"/>
+                <w:color w:val="BCBEC4"/>
+                <w:sz w:val="28"/>
+                <w:szCs w:val="28"/>
+                <w:lang w:val="en-US"/>
+              </w:rPr>
+              <w:t xml:space="preserve">    </w:t>
+            </w:r>
+            <w:r>
+              <w:rPr>
+                <w:rFonts w:ascii="Consolas" w:hAnsi="Consolas" w:eastAsia="Consolas" w:cs="Consolas"/>
+                <w:noProof w:val="0"/>
+                <w:color w:val="CF8E6D"/>
+                <w:sz w:val="28"/>
+                <w:szCs w:val="28"/>
+                <w:lang w:val="en-US"/>
+              </w:rPr>
+              <w:t>except</w:t>
+            </w:r>
+            <w:r>
+              <w:rPr>
+                <w:rFonts w:ascii="Consolas" w:hAnsi="Consolas" w:eastAsia="Consolas" w:cs="Consolas"/>
+                <w:noProof w:val="0"/>
+                <w:color w:val="CF8E6D"/>
+                <w:sz w:val="28"/>
+                <w:szCs w:val="28"/>
+                <w:lang w:val="en-US"/>
+              </w:rPr>
+              <w:t xml:space="preserve"> </w:t>
+            </w:r>
+            <w:r>
+              <w:rPr>
+                <w:rFonts w:ascii="Consolas" w:hAnsi="Consolas" w:eastAsia="Consolas" w:cs="Consolas"/>
+                <w:noProof w:val="0"/>
+                <w:color w:val="8888C6"/>
+                <w:sz w:val="28"/>
+                <w:szCs w:val="28"/>
+                <w:lang w:val="en-US"/>
+              </w:rPr>
+              <w:t>ZeroDivisionError</w:t>
+            </w:r>
+            <w:r>
+              <w:rPr>
+                <w:rFonts w:ascii="Consolas" w:hAnsi="Consolas" w:eastAsia="Consolas" w:cs="Consolas"/>
+                <w:noProof w:val="0"/>
+                <w:color w:val="BCBEC4"/>
+                <w:sz w:val="28"/>
+                <w:szCs w:val="28"/>
+                <w:lang w:val="en-US"/>
+              </w:rPr>
+              <w:t>:</w:t>
+            </w:r>
+            <w:r>
+              <w:br/>
+            </w:r>
+            <w:r>
+              <w:rPr>
+                <w:rFonts w:ascii="Consolas" w:hAnsi="Consolas" w:eastAsia="Consolas" w:cs="Consolas"/>
+                <w:noProof w:val="0"/>
+                <w:color w:val="BCBEC4"/>
+                <w:sz w:val="28"/>
+                <w:szCs w:val="28"/>
+                <w:lang w:val="en-US"/>
+              </w:rPr>
+              <w:t xml:space="preserve">        </w:t>
+            </w:r>
+            <w:r>
+              <w:rPr>
+                <w:rFonts w:ascii="Consolas" w:hAnsi="Consolas" w:eastAsia="Consolas" w:cs="Consolas"/>
+                <w:noProof w:val="0"/>
+                <w:color w:val="CF8E6D"/>
+                <w:sz w:val="28"/>
+                <w:szCs w:val="28"/>
+                <w:lang w:val="en-US"/>
+              </w:rPr>
+              <w:t>return</w:t>
+            </w:r>
+            <w:r>
+              <w:rPr>
+                <w:rFonts w:ascii="Consolas" w:hAnsi="Consolas" w:eastAsia="Consolas" w:cs="Consolas"/>
+                <w:noProof w:val="0"/>
+                <w:color w:val="CF8E6D"/>
+                <w:sz w:val="28"/>
+                <w:szCs w:val="28"/>
+                <w:lang w:val="en-US"/>
+              </w:rPr>
+              <w:t xml:space="preserve"> </w:t>
+            </w:r>
+            <w:r>
+              <w:rPr>
+                <w:rFonts w:ascii="Consolas" w:hAnsi="Consolas" w:eastAsia="Consolas" w:cs="Consolas"/>
+                <w:noProof w:val="0"/>
+                <w:color w:val="6AAB73"/>
+                <w:sz w:val="28"/>
+                <w:szCs w:val="28"/>
+                <w:lang w:val="en-US"/>
+              </w:rPr>
+              <w:t>"</w:t>
+            </w:r>
+            <w:r>
+              <w:rPr>
+                <w:rFonts w:ascii="Consolas" w:hAnsi="Consolas" w:eastAsia="Consolas" w:cs="Consolas"/>
+                <w:noProof w:val="0"/>
+                <w:color w:val="6AAB73"/>
+                <w:sz w:val="28"/>
+                <w:szCs w:val="28"/>
+                <w:lang w:val="en-US"/>
+              </w:rPr>
+              <w:t>Помилка</w:t>
+            </w:r>
+            <w:r>
+              <w:rPr>
+                <w:rFonts w:ascii="Consolas" w:hAnsi="Consolas" w:eastAsia="Consolas" w:cs="Consolas"/>
+                <w:noProof w:val="0"/>
+                <w:color w:val="6AAB73"/>
+                <w:sz w:val="28"/>
+                <w:szCs w:val="28"/>
+                <w:lang w:val="en-US"/>
+              </w:rPr>
+              <w:t xml:space="preserve">: </w:t>
+            </w:r>
+            <w:r>
+              <w:rPr>
+                <w:rFonts w:ascii="Consolas" w:hAnsi="Consolas" w:eastAsia="Consolas" w:cs="Consolas"/>
+                <w:noProof w:val="0"/>
+                <w:color w:val="6AAB73"/>
+                <w:sz w:val="28"/>
+                <w:szCs w:val="28"/>
+                <w:lang w:val="en-US"/>
+              </w:rPr>
+              <w:t>ділення</w:t>
+            </w:r>
+            <w:r>
+              <w:rPr>
+                <w:rFonts w:ascii="Consolas" w:hAnsi="Consolas" w:eastAsia="Consolas" w:cs="Consolas"/>
+                <w:noProof w:val="0"/>
+                <w:color w:val="6AAB73"/>
+                <w:sz w:val="28"/>
+                <w:szCs w:val="28"/>
+                <w:lang w:val="en-US"/>
+              </w:rPr>
+              <w:t xml:space="preserve"> на нуль </w:t>
+            </w:r>
+            <w:r>
+              <w:rPr>
+                <w:rFonts w:ascii="Consolas" w:hAnsi="Consolas" w:eastAsia="Consolas" w:cs="Consolas"/>
+                <w:noProof w:val="0"/>
+                <w:color w:val="6AAB73"/>
+                <w:sz w:val="28"/>
+                <w:szCs w:val="28"/>
+                <w:lang w:val="en-US"/>
+              </w:rPr>
+              <w:t>неможливе</w:t>
+            </w:r>
+            <w:r>
+              <w:rPr>
+                <w:rFonts w:ascii="Consolas" w:hAnsi="Consolas" w:eastAsia="Consolas" w:cs="Consolas"/>
+                <w:noProof w:val="0"/>
+                <w:color w:val="6AAB73"/>
+                <w:sz w:val="28"/>
+                <w:szCs w:val="28"/>
+                <w:lang w:val="en-US"/>
+              </w:rPr>
+              <w:t>!"</w:t>
+            </w:r>
+            <w:r>
+              <w:br/>
+            </w:r>
+            <w:r>
+              <w:br/>
+            </w:r>
+            <w:r>
+              <w:rPr>
+                <w:rFonts w:ascii="Consolas" w:hAnsi="Consolas" w:eastAsia="Consolas" w:cs="Consolas"/>
+                <w:noProof w:val="0"/>
+                <w:color w:val="CF8E6D"/>
+                <w:sz w:val="28"/>
+                <w:szCs w:val="28"/>
+                <w:lang w:val="en-US"/>
+              </w:rPr>
+              <w:t xml:space="preserve">def </w:t>
+            </w:r>
+            <w:r>
+              <w:rPr>
+                <w:rFonts w:ascii="Consolas" w:hAnsi="Consolas" w:eastAsia="Consolas" w:cs="Consolas"/>
+                <w:noProof w:val="0"/>
+                <w:color w:val="56A8F5"/>
+                <w:sz w:val="28"/>
+                <w:szCs w:val="28"/>
+                <w:lang w:val="en-US"/>
+              </w:rPr>
+              <w:t>get_number</w:t>
+            </w:r>
+            <w:r>
+              <w:rPr>
+                <w:rFonts w:ascii="Consolas" w:hAnsi="Consolas" w:eastAsia="Consolas" w:cs="Consolas"/>
+                <w:noProof w:val="0"/>
+                <w:color w:val="BCBEC4"/>
+                <w:sz w:val="28"/>
+                <w:szCs w:val="28"/>
+                <w:lang w:val="en-US"/>
+              </w:rPr>
+              <w:t>(</w:t>
+            </w:r>
+            <w:r>
+              <w:rPr>
+                <w:rFonts w:ascii="Consolas" w:hAnsi="Consolas" w:eastAsia="Consolas" w:cs="Consolas"/>
+                <w:noProof w:val="0"/>
+                <w:color w:val="BCBEC4"/>
+                <w:sz w:val="28"/>
+                <w:szCs w:val="28"/>
+                <w:lang w:val="en-US"/>
+              </w:rPr>
+              <w:t>prompt</w:t>
+            </w:r>
+            <w:r>
+              <w:rPr>
+                <w:rFonts w:ascii="Consolas" w:hAnsi="Consolas" w:eastAsia="Consolas" w:cs="Consolas"/>
+                <w:noProof w:val="0"/>
+                <w:color w:val="BCBEC4"/>
+                <w:sz w:val="28"/>
+                <w:szCs w:val="28"/>
+                <w:lang w:val="en-US"/>
+              </w:rPr>
+              <w:t>):</w:t>
+            </w:r>
+            <w:r>
+              <w:br/>
+            </w:r>
+            <w:r>
+              <w:rPr>
+                <w:rFonts w:ascii="Consolas" w:hAnsi="Consolas" w:eastAsia="Consolas" w:cs="Consolas"/>
+                <w:noProof w:val="0"/>
+                <w:color w:val="BCBEC4"/>
+                <w:sz w:val="28"/>
+                <w:szCs w:val="28"/>
+                <w:lang w:val="en-US"/>
+              </w:rPr>
+              <w:t xml:space="preserve">    </w:t>
+            </w:r>
+            <w:r>
+              <w:rPr>
+                <w:rFonts w:ascii="Consolas" w:hAnsi="Consolas" w:eastAsia="Consolas" w:cs="Consolas"/>
+                <w:noProof w:val="0"/>
+                <w:color w:val="CF8E6D"/>
+                <w:sz w:val="28"/>
+                <w:szCs w:val="28"/>
+                <w:lang w:val="en-US"/>
+              </w:rPr>
+              <w:t>while</w:t>
+            </w:r>
+            <w:r>
+              <w:rPr>
+                <w:rFonts w:ascii="Consolas" w:hAnsi="Consolas" w:eastAsia="Consolas" w:cs="Consolas"/>
+                <w:noProof w:val="0"/>
+                <w:color w:val="CF8E6D"/>
+                <w:sz w:val="28"/>
+                <w:szCs w:val="28"/>
+                <w:lang w:val="en-US"/>
+              </w:rPr>
+              <w:t xml:space="preserve"> True</w:t>
+            </w:r>
+            <w:r>
+              <w:rPr>
+                <w:rFonts w:ascii="Consolas" w:hAnsi="Consolas" w:eastAsia="Consolas" w:cs="Consolas"/>
+                <w:noProof w:val="0"/>
+                <w:color w:val="BCBEC4"/>
+                <w:sz w:val="28"/>
+                <w:szCs w:val="28"/>
+                <w:lang w:val="en-US"/>
+              </w:rPr>
+              <w:t>:</w:t>
+            </w:r>
+            <w:r>
+              <w:br/>
+            </w:r>
+            <w:r>
+              <w:rPr>
+                <w:rFonts w:ascii="Consolas" w:hAnsi="Consolas" w:eastAsia="Consolas" w:cs="Consolas"/>
+                <w:noProof w:val="0"/>
+                <w:color w:val="BCBEC4"/>
+                <w:sz w:val="28"/>
+                <w:szCs w:val="28"/>
+                <w:lang w:val="en-US"/>
+              </w:rPr>
+              <w:t xml:space="preserve">        </w:t>
+            </w:r>
+            <w:r>
+              <w:rPr>
+                <w:rFonts w:ascii="Consolas" w:hAnsi="Consolas" w:eastAsia="Consolas" w:cs="Consolas"/>
+                <w:noProof w:val="0"/>
+                <w:color w:val="CF8E6D"/>
+                <w:sz w:val="28"/>
+                <w:szCs w:val="28"/>
+                <w:lang w:val="en-US"/>
+              </w:rPr>
+              <w:t>try</w:t>
+            </w:r>
+            <w:r>
+              <w:rPr>
+                <w:rFonts w:ascii="Consolas" w:hAnsi="Consolas" w:eastAsia="Consolas" w:cs="Consolas"/>
+                <w:noProof w:val="0"/>
+                <w:color w:val="BCBEC4"/>
+                <w:sz w:val="28"/>
+                <w:szCs w:val="28"/>
+                <w:lang w:val="en-US"/>
+              </w:rPr>
+              <w:t>:</w:t>
+            </w:r>
+            <w:r>
+              <w:br/>
+            </w:r>
+            <w:r>
+              <w:rPr>
+                <w:rFonts w:ascii="Consolas" w:hAnsi="Consolas" w:eastAsia="Consolas" w:cs="Consolas"/>
+                <w:noProof w:val="0"/>
+                <w:color w:val="BCBEC4"/>
+                <w:sz w:val="28"/>
+                <w:szCs w:val="28"/>
+                <w:lang w:val="en-US"/>
+              </w:rPr>
+              <w:t xml:space="preserve">            </w:t>
+            </w:r>
+            <w:r>
+              <w:rPr>
+                <w:rFonts w:ascii="Consolas" w:hAnsi="Consolas" w:eastAsia="Consolas" w:cs="Consolas"/>
+                <w:noProof w:val="0"/>
+                <w:color w:val="CF8E6D"/>
+                <w:sz w:val="28"/>
+                <w:szCs w:val="28"/>
+                <w:lang w:val="en-US"/>
+              </w:rPr>
+              <w:t>return</w:t>
+            </w:r>
+            <w:r>
+              <w:rPr>
+                <w:rFonts w:ascii="Consolas" w:hAnsi="Consolas" w:eastAsia="Consolas" w:cs="Consolas"/>
+                <w:noProof w:val="0"/>
+                <w:color w:val="CF8E6D"/>
+                <w:sz w:val="28"/>
+                <w:szCs w:val="28"/>
+                <w:lang w:val="en-US"/>
+              </w:rPr>
+              <w:t xml:space="preserve"> </w:t>
+            </w:r>
+            <w:r>
+              <w:rPr>
+                <w:rFonts w:ascii="Consolas" w:hAnsi="Consolas" w:eastAsia="Consolas" w:cs="Consolas"/>
+                <w:noProof w:val="0"/>
+                <w:color w:val="8888C6"/>
+                <w:sz w:val="28"/>
+                <w:szCs w:val="28"/>
+                <w:lang w:val="en-US"/>
+              </w:rPr>
+              <w:t>float</w:t>
+            </w:r>
+            <w:r>
+              <w:rPr>
+                <w:rFonts w:ascii="Consolas" w:hAnsi="Consolas" w:eastAsia="Consolas" w:cs="Consolas"/>
+                <w:noProof w:val="0"/>
+                <w:color w:val="BCBEC4"/>
+                <w:sz w:val="28"/>
+                <w:szCs w:val="28"/>
+                <w:lang w:val="en-US"/>
+              </w:rPr>
+              <w:t>(</w:t>
+            </w:r>
+            <w:r>
+              <w:rPr>
+                <w:rFonts w:ascii="Consolas" w:hAnsi="Consolas" w:eastAsia="Consolas" w:cs="Consolas"/>
+                <w:noProof w:val="0"/>
+                <w:color w:val="8888C6"/>
+                <w:sz w:val="28"/>
+                <w:szCs w:val="28"/>
+                <w:lang w:val="en-US"/>
+              </w:rPr>
+              <w:t>input</w:t>
+            </w:r>
+            <w:r>
+              <w:rPr>
+                <w:rFonts w:ascii="Consolas" w:hAnsi="Consolas" w:eastAsia="Consolas" w:cs="Consolas"/>
+                <w:noProof w:val="0"/>
+                <w:color w:val="BCBEC4"/>
+                <w:sz w:val="28"/>
+                <w:szCs w:val="28"/>
+                <w:lang w:val="en-US"/>
+              </w:rPr>
+              <w:t>(</w:t>
+            </w:r>
+            <w:r>
+              <w:rPr>
+                <w:rFonts w:ascii="Consolas" w:hAnsi="Consolas" w:eastAsia="Consolas" w:cs="Consolas"/>
+                <w:noProof w:val="0"/>
+                <w:color w:val="BCBEC4"/>
+                <w:sz w:val="28"/>
+                <w:szCs w:val="28"/>
+                <w:lang w:val="en-US"/>
+              </w:rPr>
+              <w:t>prompt</w:t>
+            </w:r>
+            <w:r>
+              <w:rPr>
+                <w:rFonts w:ascii="Consolas" w:hAnsi="Consolas" w:eastAsia="Consolas" w:cs="Consolas"/>
+                <w:noProof w:val="0"/>
+                <w:color w:val="BCBEC4"/>
+                <w:sz w:val="28"/>
+                <w:szCs w:val="28"/>
+                <w:lang w:val="en-US"/>
+              </w:rPr>
+              <w:t>))</w:t>
+            </w:r>
+            <w:r>
+              <w:br/>
+            </w:r>
+            <w:r>
+              <w:rPr>
+                <w:rFonts w:ascii="Consolas" w:hAnsi="Consolas" w:eastAsia="Consolas" w:cs="Consolas"/>
+                <w:noProof w:val="0"/>
+                <w:color w:val="BCBEC4"/>
+                <w:sz w:val="28"/>
+                <w:szCs w:val="28"/>
+                <w:lang w:val="en-US"/>
+              </w:rPr>
+              <w:t xml:space="preserve">        </w:t>
+            </w:r>
+            <w:r>
+              <w:rPr>
+                <w:rFonts w:ascii="Consolas" w:hAnsi="Consolas" w:eastAsia="Consolas" w:cs="Consolas"/>
+                <w:noProof w:val="0"/>
+                <w:color w:val="CF8E6D"/>
+                <w:sz w:val="28"/>
+                <w:szCs w:val="28"/>
+                <w:lang w:val="en-US"/>
+              </w:rPr>
+              <w:t>except</w:t>
+            </w:r>
+            <w:r>
+              <w:rPr>
+                <w:rFonts w:ascii="Consolas" w:hAnsi="Consolas" w:eastAsia="Consolas" w:cs="Consolas"/>
+                <w:noProof w:val="0"/>
+                <w:color w:val="CF8E6D"/>
+                <w:sz w:val="28"/>
+                <w:szCs w:val="28"/>
+                <w:lang w:val="en-US"/>
+              </w:rPr>
+              <w:t xml:space="preserve"> </w:t>
+            </w:r>
+            <w:r>
+              <w:rPr>
+                <w:rFonts w:ascii="Consolas" w:hAnsi="Consolas" w:eastAsia="Consolas" w:cs="Consolas"/>
+                <w:noProof w:val="0"/>
+                <w:color w:val="8888C6"/>
+                <w:sz w:val="28"/>
+                <w:szCs w:val="28"/>
+                <w:lang w:val="en-US"/>
+              </w:rPr>
+              <w:t>ValueError</w:t>
+            </w:r>
+            <w:r>
+              <w:rPr>
+                <w:rFonts w:ascii="Consolas" w:hAnsi="Consolas" w:eastAsia="Consolas" w:cs="Consolas"/>
+                <w:noProof w:val="0"/>
+                <w:color w:val="BCBEC4"/>
+                <w:sz w:val="28"/>
+                <w:szCs w:val="28"/>
+                <w:lang w:val="en-US"/>
+              </w:rPr>
+              <w:t>:</w:t>
+            </w:r>
+            <w:r>
+              <w:br/>
+            </w:r>
+            <w:r>
+              <w:rPr>
+                <w:rFonts w:ascii="Consolas" w:hAnsi="Consolas" w:eastAsia="Consolas" w:cs="Consolas"/>
+                <w:noProof w:val="0"/>
+                <w:color w:val="BCBEC4"/>
+                <w:sz w:val="28"/>
+                <w:szCs w:val="28"/>
+                <w:lang w:val="en-US"/>
+              </w:rPr>
+              <w:t xml:space="preserve">            </w:t>
+            </w:r>
+            <w:r>
+              <w:rPr>
+                <w:rFonts w:ascii="Consolas" w:hAnsi="Consolas" w:eastAsia="Consolas" w:cs="Consolas"/>
+                <w:noProof w:val="0"/>
+                <w:color w:val="8888C6"/>
+                <w:sz w:val="28"/>
+                <w:szCs w:val="28"/>
+                <w:lang w:val="en-US"/>
+              </w:rPr>
+              <w:t>print</w:t>
+            </w:r>
+            <w:r>
+              <w:rPr>
+                <w:rFonts w:ascii="Consolas" w:hAnsi="Consolas" w:eastAsia="Consolas" w:cs="Consolas"/>
+                <w:noProof w:val="0"/>
+                <w:color w:val="BCBEC4"/>
+                <w:sz w:val="28"/>
+                <w:szCs w:val="28"/>
+                <w:lang w:val="en-US"/>
+              </w:rPr>
+              <w:t>(</w:t>
+            </w:r>
+            <w:r>
+              <w:rPr>
+                <w:rFonts w:ascii="Consolas" w:hAnsi="Consolas" w:eastAsia="Consolas" w:cs="Consolas"/>
+                <w:noProof w:val="0"/>
+                <w:color w:val="6AAB73"/>
+                <w:sz w:val="28"/>
+                <w:szCs w:val="28"/>
+                <w:lang w:val="en-US"/>
+              </w:rPr>
+              <w:t>"</w:t>
+            </w:r>
+            <w:r>
+              <w:rPr>
+                <w:rFonts w:ascii="Consolas" w:hAnsi="Consolas" w:eastAsia="Consolas" w:cs="Consolas"/>
+                <w:noProof w:val="0"/>
+                <w:color w:val="6AAB73"/>
+                <w:sz w:val="28"/>
+                <w:szCs w:val="28"/>
+                <w:lang w:val="en-US"/>
+              </w:rPr>
+              <w:t>Помилка</w:t>
+            </w:r>
+            <w:r>
+              <w:rPr>
+                <w:rFonts w:ascii="Consolas" w:hAnsi="Consolas" w:eastAsia="Consolas" w:cs="Consolas"/>
+                <w:noProof w:val="0"/>
+                <w:color w:val="6AAB73"/>
+                <w:sz w:val="28"/>
+                <w:szCs w:val="28"/>
+                <w:lang w:val="en-US"/>
+              </w:rPr>
+              <w:t xml:space="preserve">: введено не число! </w:t>
+            </w:r>
+            <w:r>
+              <w:rPr>
+                <w:rFonts w:ascii="Consolas" w:hAnsi="Consolas" w:eastAsia="Consolas" w:cs="Consolas"/>
+                <w:noProof w:val="0"/>
+                <w:color w:val="6AAB73"/>
+                <w:sz w:val="28"/>
+                <w:szCs w:val="28"/>
+                <w:lang w:val="en-US"/>
+              </w:rPr>
+              <w:t>Спробуйте</w:t>
+            </w:r>
+            <w:r>
+              <w:rPr>
+                <w:rFonts w:ascii="Consolas" w:hAnsi="Consolas" w:eastAsia="Consolas" w:cs="Consolas"/>
+                <w:noProof w:val="0"/>
+                <w:color w:val="6AAB73"/>
+                <w:sz w:val="28"/>
+                <w:szCs w:val="28"/>
+                <w:lang w:val="en-US"/>
+              </w:rPr>
+              <w:t xml:space="preserve"> </w:t>
+            </w:r>
+            <w:r>
+              <w:rPr>
+                <w:rFonts w:ascii="Consolas" w:hAnsi="Consolas" w:eastAsia="Consolas" w:cs="Consolas"/>
+                <w:noProof w:val="0"/>
+                <w:color w:val="6AAB73"/>
+                <w:sz w:val="28"/>
+                <w:szCs w:val="28"/>
+                <w:lang w:val="en-US"/>
+              </w:rPr>
+              <w:t>ще</w:t>
+            </w:r>
+            <w:r>
+              <w:rPr>
+                <w:rFonts w:ascii="Consolas" w:hAnsi="Consolas" w:eastAsia="Consolas" w:cs="Consolas"/>
+                <w:noProof w:val="0"/>
+                <w:color w:val="6AAB73"/>
+                <w:sz w:val="28"/>
+                <w:szCs w:val="28"/>
+                <w:lang w:val="en-US"/>
+              </w:rPr>
+              <w:t xml:space="preserve"> раз."</w:t>
+            </w:r>
+            <w:r>
+              <w:rPr>
+                <w:rFonts w:ascii="Consolas" w:hAnsi="Consolas" w:eastAsia="Consolas" w:cs="Consolas"/>
+                <w:noProof w:val="0"/>
+                <w:color w:val="BCBEC4"/>
+                <w:sz w:val="28"/>
+                <w:szCs w:val="28"/>
+                <w:lang w:val="en-US"/>
+              </w:rPr>
+              <w:t>)</w:t>
+            </w:r>
+            <w:r>
+              <w:br/>
+            </w:r>
+            <w:r>
+              <w:br/>
+            </w:r>
+            <w:r>
+              <w:rPr>
+                <w:rFonts w:ascii="Consolas" w:hAnsi="Consolas" w:eastAsia="Consolas" w:cs="Consolas"/>
+                <w:noProof w:val="0"/>
+                <w:color w:val="CF8E6D"/>
+                <w:sz w:val="28"/>
+                <w:szCs w:val="28"/>
+                <w:lang w:val="en-US"/>
+              </w:rPr>
+              <w:t>while True</w:t>
+            </w:r>
+            <w:r>
+              <w:rPr>
+                <w:rFonts w:ascii="Consolas" w:hAnsi="Consolas" w:eastAsia="Consolas" w:cs="Consolas"/>
+                <w:noProof w:val="0"/>
+                <w:color w:val="BCBEC4"/>
+                <w:sz w:val="28"/>
+                <w:szCs w:val="28"/>
+                <w:lang w:val="en-US"/>
+              </w:rPr>
+              <w:t>:</w:t>
+            </w:r>
+            <w:r>
+              <w:br/>
+            </w:r>
+            <w:r>
+              <w:rPr>
+                <w:rFonts w:ascii="Consolas" w:hAnsi="Consolas" w:eastAsia="Consolas" w:cs="Consolas"/>
+                <w:noProof w:val="0"/>
+                <w:color w:val="BCBEC4"/>
+                <w:sz w:val="28"/>
+                <w:szCs w:val="28"/>
+                <w:lang w:val="en-US"/>
+              </w:rPr>
+              <w:t xml:space="preserve">    num1 = </w:t>
+            </w:r>
+            <w:r>
+              <w:rPr>
+                <w:rFonts w:ascii="Consolas" w:hAnsi="Consolas" w:eastAsia="Consolas" w:cs="Consolas"/>
+                <w:noProof w:val="0"/>
+                <w:color w:val="BCBEC4"/>
+                <w:sz w:val="28"/>
+                <w:szCs w:val="28"/>
+                <w:lang w:val="en-US"/>
+              </w:rPr>
+              <w:t>get_number</w:t>
+            </w:r>
+            <w:r>
+              <w:rPr>
+                <w:rFonts w:ascii="Consolas" w:hAnsi="Consolas" w:eastAsia="Consolas" w:cs="Consolas"/>
+                <w:noProof w:val="0"/>
+                <w:color w:val="BCBEC4"/>
+                <w:sz w:val="28"/>
+                <w:szCs w:val="28"/>
+                <w:lang w:val="en-US"/>
+              </w:rPr>
+              <w:t>(</w:t>
+            </w:r>
+            <w:r>
+              <w:rPr>
+                <w:rFonts w:ascii="Consolas" w:hAnsi="Consolas" w:eastAsia="Consolas" w:cs="Consolas"/>
+                <w:noProof w:val="0"/>
+                <w:color w:val="6AAB73"/>
+                <w:sz w:val="28"/>
+                <w:szCs w:val="28"/>
+                <w:lang w:val="en-US"/>
+              </w:rPr>
+              <w:t>"</w:t>
+            </w:r>
+            <w:r>
+              <w:rPr>
+                <w:rFonts w:ascii="Consolas" w:hAnsi="Consolas" w:eastAsia="Consolas" w:cs="Consolas"/>
+                <w:noProof w:val="0"/>
+                <w:color w:val="CF8E6D"/>
+                <w:sz w:val="28"/>
+                <w:szCs w:val="28"/>
+                <w:lang w:val="en-US"/>
+              </w:rPr>
+              <w:t>\</w:t>
+            </w:r>
+            <w:r>
+              <w:rPr>
+                <w:rFonts w:ascii="Consolas" w:hAnsi="Consolas" w:eastAsia="Consolas" w:cs="Consolas"/>
+                <w:noProof w:val="0"/>
+                <w:color w:val="CF8E6D"/>
+                <w:sz w:val="28"/>
+                <w:szCs w:val="28"/>
+                <w:lang w:val="en-US"/>
+              </w:rPr>
+              <w:t>n</w:t>
+            </w:r>
+            <w:r>
+              <w:rPr>
+                <w:rFonts w:ascii="Consolas" w:hAnsi="Consolas" w:eastAsia="Consolas" w:cs="Consolas"/>
+                <w:noProof w:val="0"/>
+                <w:color w:val="6AAB73"/>
+                <w:sz w:val="28"/>
+                <w:szCs w:val="28"/>
+                <w:lang w:val="en-US"/>
+              </w:rPr>
+              <w:t>Введіть</w:t>
+            </w:r>
+            <w:r>
+              <w:rPr>
+                <w:rFonts w:ascii="Consolas" w:hAnsi="Consolas" w:eastAsia="Consolas" w:cs="Consolas"/>
+                <w:noProof w:val="0"/>
+                <w:color w:val="6AAB73"/>
+                <w:sz w:val="28"/>
+                <w:szCs w:val="28"/>
+                <w:lang w:val="en-US"/>
+              </w:rPr>
+              <w:t xml:space="preserve"> перше число: "</w:t>
+            </w:r>
+            <w:r>
+              <w:rPr>
+                <w:rFonts w:ascii="Consolas" w:hAnsi="Consolas" w:eastAsia="Consolas" w:cs="Consolas"/>
+                <w:noProof w:val="0"/>
+                <w:color w:val="BCBEC4"/>
+                <w:sz w:val="28"/>
+                <w:szCs w:val="28"/>
+                <w:lang w:val="en-US"/>
+              </w:rPr>
+              <w:t>)</w:t>
+            </w:r>
+            <w:r>
+              <w:br/>
+            </w:r>
+            <w:r>
+              <w:rPr>
+                <w:rFonts w:ascii="Consolas" w:hAnsi="Consolas" w:eastAsia="Consolas" w:cs="Consolas"/>
+                <w:noProof w:val="0"/>
+                <w:color w:val="BCBEC4"/>
+                <w:sz w:val="28"/>
+                <w:szCs w:val="28"/>
+                <w:lang w:val="en-US"/>
+              </w:rPr>
+              <w:t xml:space="preserve">    </w:t>
+            </w:r>
+            <w:r>
+              <w:rPr>
+                <w:rFonts w:ascii="Consolas" w:hAnsi="Consolas" w:eastAsia="Consolas" w:cs="Consolas"/>
+                <w:noProof w:val="0"/>
+                <w:color w:val="BCBEC4"/>
+                <w:sz w:val="28"/>
+                <w:szCs w:val="28"/>
+                <w:lang w:val="en-US"/>
+              </w:rPr>
+              <w:t>operation</w:t>
+            </w:r>
+            <w:r>
+              <w:rPr>
+                <w:rFonts w:ascii="Consolas" w:hAnsi="Consolas" w:eastAsia="Consolas" w:cs="Consolas"/>
+                <w:noProof w:val="0"/>
+                <w:color w:val="BCBEC4"/>
+                <w:sz w:val="28"/>
+                <w:szCs w:val="28"/>
+                <w:lang w:val="en-US"/>
+              </w:rPr>
+              <w:t xml:space="preserve"> = </w:t>
+            </w:r>
+            <w:r>
+              <w:rPr>
+                <w:rFonts w:ascii="Consolas" w:hAnsi="Consolas" w:eastAsia="Consolas" w:cs="Consolas"/>
+                <w:noProof w:val="0"/>
+                <w:color w:val="8888C6"/>
+                <w:sz w:val="28"/>
+                <w:szCs w:val="28"/>
+                <w:lang w:val="en-US"/>
+              </w:rPr>
+              <w:t>input</w:t>
+            </w:r>
+            <w:r>
+              <w:rPr>
+                <w:rFonts w:ascii="Consolas" w:hAnsi="Consolas" w:eastAsia="Consolas" w:cs="Consolas"/>
+                <w:noProof w:val="0"/>
+                <w:color w:val="BCBEC4"/>
+                <w:sz w:val="28"/>
+                <w:szCs w:val="28"/>
+                <w:lang w:val="en-US"/>
+              </w:rPr>
+              <w:t>(</w:t>
+            </w:r>
+            <w:r>
+              <w:rPr>
+                <w:rFonts w:ascii="Consolas" w:hAnsi="Consolas" w:eastAsia="Consolas" w:cs="Consolas"/>
+                <w:noProof w:val="0"/>
+                <w:color w:val="6AAB73"/>
+                <w:sz w:val="28"/>
+                <w:szCs w:val="28"/>
+                <w:lang w:val="en-US"/>
+              </w:rPr>
+              <w:t>"</w:t>
+            </w:r>
+            <w:r>
+              <w:rPr>
+                <w:rFonts w:ascii="Consolas" w:hAnsi="Consolas" w:eastAsia="Consolas" w:cs="Consolas"/>
+                <w:noProof w:val="0"/>
+                <w:color w:val="6AAB73"/>
+                <w:sz w:val="28"/>
+                <w:szCs w:val="28"/>
+                <w:lang w:val="en-US"/>
+              </w:rPr>
+              <w:t>Введіть</w:t>
+            </w:r>
+            <w:r>
+              <w:rPr>
+                <w:rFonts w:ascii="Consolas" w:hAnsi="Consolas" w:eastAsia="Consolas" w:cs="Consolas"/>
+                <w:noProof w:val="0"/>
+                <w:color w:val="6AAB73"/>
+                <w:sz w:val="28"/>
+                <w:szCs w:val="28"/>
+                <w:lang w:val="en-US"/>
+              </w:rPr>
+              <w:t xml:space="preserve"> </w:t>
+            </w:r>
+            <w:r>
+              <w:rPr>
+                <w:rFonts w:ascii="Consolas" w:hAnsi="Consolas" w:eastAsia="Consolas" w:cs="Consolas"/>
+                <w:noProof w:val="0"/>
+                <w:color w:val="6AAB73"/>
+                <w:sz w:val="28"/>
+                <w:szCs w:val="28"/>
+                <w:lang w:val="en-US"/>
+              </w:rPr>
+              <w:t>операцію</w:t>
+            </w:r>
+            <w:r>
+              <w:rPr>
+                <w:rFonts w:ascii="Consolas" w:hAnsi="Consolas" w:eastAsia="Consolas" w:cs="Consolas"/>
+                <w:noProof w:val="0"/>
+                <w:color w:val="6AAB73"/>
+                <w:sz w:val="28"/>
+                <w:szCs w:val="28"/>
+                <w:lang w:val="en-US"/>
+              </w:rPr>
+              <w:t xml:space="preserve"> (+, -, *, /): "</w:t>
+            </w:r>
+            <w:r>
+              <w:rPr>
+                <w:rFonts w:ascii="Consolas" w:hAnsi="Consolas" w:eastAsia="Consolas" w:cs="Consolas"/>
+                <w:noProof w:val="0"/>
+                <w:color w:val="BCBEC4"/>
+                <w:sz w:val="28"/>
+                <w:szCs w:val="28"/>
+                <w:lang w:val="en-US"/>
+              </w:rPr>
+              <w:t>).</w:t>
+            </w:r>
+            <w:r>
+              <w:rPr>
+                <w:rFonts w:ascii="Consolas" w:hAnsi="Consolas" w:eastAsia="Consolas" w:cs="Consolas"/>
+                <w:noProof w:val="0"/>
+                <w:color w:val="BCBEC4"/>
+                <w:sz w:val="28"/>
+                <w:szCs w:val="28"/>
+                <w:lang w:val="en-US"/>
+              </w:rPr>
+              <w:t>strip</w:t>
+            </w:r>
+            <w:r>
+              <w:rPr>
+                <w:rFonts w:ascii="Consolas" w:hAnsi="Consolas" w:eastAsia="Consolas" w:cs="Consolas"/>
+                <w:noProof w:val="0"/>
+                <w:color w:val="BCBEC4"/>
+                <w:sz w:val="28"/>
+                <w:szCs w:val="28"/>
+                <w:lang w:val="en-US"/>
+              </w:rPr>
+              <w:t>()</w:t>
+            </w:r>
+            <w:r>
+              <w:br/>
+            </w:r>
+            <w:r>
+              <w:rPr>
+                <w:rFonts w:ascii="Consolas" w:hAnsi="Consolas" w:eastAsia="Consolas" w:cs="Consolas"/>
+                <w:noProof w:val="0"/>
+                <w:color w:val="BCBEC4"/>
+                <w:sz w:val="28"/>
+                <w:szCs w:val="28"/>
+                <w:lang w:val="en-US"/>
+              </w:rPr>
+              <w:t xml:space="preserve">    num2 = </w:t>
+            </w:r>
+            <w:r>
+              <w:rPr>
+                <w:rFonts w:ascii="Consolas" w:hAnsi="Consolas" w:eastAsia="Consolas" w:cs="Consolas"/>
+                <w:noProof w:val="0"/>
+                <w:color w:val="BCBEC4"/>
+                <w:sz w:val="28"/>
+                <w:szCs w:val="28"/>
+                <w:lang w:val="en-US"/>
+              </w:rPr>
+              <w:t>get_number</w:t>
+            </w:r>
+            <w:r>
+              <w:rPr>
+                <w:rFonts w:ascii="Consolas" w:hAnsi="Consolas" w:eastAsia="Consolas" w:cs="Consolas"/>
+                <w:noProof w:val="0"/>
+                <w:color w:val="BCBEC4"/>
+                <w:sz w:val="28"/>
+                <w:szCs w:val="28"/>
+                <w:lang w:val="en-US"/>
+              </w:rPr>
+              <w:t>(</w:t>
+            </w:r>
+            <w:r>
+              <w:rPr>
+                <w:rFonts w:ascii="Consolas" w:hAnsi="Consolas" w:eastAsia="Consolas" w:cs="Consolas"/>
+                <w:noProof w:val="0"/>
+                <w:color w:val="6AAB73"/>
+                <w:sz w:val="28"/>
+                <w:szCs w:val="28"/>
+                <w:lang w:val="en-US"/>
+              </w:rPr>
+              <w:t>"</w:t>
+            </w:r>
+            <w:r>
+              <w:rPr>
+                <w:rFonts w:ascii="Consolas" w:hAnsi="Consolas" w:eastAsia="Consolas" w:cs="Consolas"/>
+                <w:noProof w:val="0"/>
+                <w:color w:val="6AAB73"/>
+                <w:sz w:val="28"/>
+                <w:szCs w:val="28"/>
+                <w:lang w:val="en-US"/>
+              </w:rPr>
+              <w:t>Введіть</w:t>
+            </w:r>
+            <w:r>
+              <w:rPr>
+                <w:rFonts w:ascii="Consolas" w:hAnsi="Consolas" w:eastAsia="Consolas" w:cs="Consolas"/>
+                <w:noProof w:val="0"/>
+                <w:color w:val="6AAB73"/>
+                <w:sz w:val="28"/>
+                <w:szCs w:val="28"/>
+                <w:lang w:val="en-US"/>
+              </w:rPr>
+              <w:t xml:space="preserve"> друге число: "</w:t>
+            </w:r>
+            <w:r>
+              <w:rPr>
+                <w:rFonts w:ascii="Consolas" w:hAnsi="Consolas" w:eastAsia="Consolas" w:cs="Consolas"/>
+                <w:noProof w:val="0"/>
+                <w:color w:val="BCBEC4"/>
+                <w:sz w:val="28"/>
+                <w:szCs w:val="28"/>
+                <w:lang w:val="en-US"/>
+              </w:rPr>
+              <w:t>)</w:t>
+            </w:r>
+            <w:r>
+              <w:br/>
+            </w:r>
+            <w:r>
+              <w:br/>
+            </w:r>
+            <w:r>
+              <w:rPr>
+                <w:rFonts w:ascii="Consolas" w:hAnsi="Consolas" w:eastAsia="Consolas" w:cs="Consolas"/>
+                <w:noProof w:val="0"/>
+                <w:color w:val="BCBEC4"/>
+                <w:sz w:val="28"/>
+                <w:szCs w:val="28"/>
+                <w:lang w:val="en-US"/>
+              </w:rPr>
+              <w:t xml:space="preserve">    </w:t>
+            </w:r>
+            <w:r>
+              <w:rPr>
+                <w:rFonts w:ascii="Consolas" w:hAnsi="Consolas" w:eastAsia="Consolas" w:cs="Consolas"/>
+                <w:noProof w:val="0"/>
+                <w:color w:val="CF8E6D"/>
+                <w:sz w:val="28"/>
+                <w:szCs w:val="28"/>
+                <w:lang w:val="en-US"/>
+              </w:rPr>
+              <w:t>match</w:t>
+            </w:r>
+            <w:r>
+              <w:rPr>
+                <w:rFonts w:ascii="Consolas" w:hAnsi="Consolas" w:eastAsia="Consolas" w:cs="Consolas"/>
+                <w:noProof w:val="0"/>
+                <w:color w:val="CF8E6D"/>
+                <w:sz w:val="28"/>
+                <w:szCs w:val="28"/>
+                <w:lang w:val="en-US"/>
+              </w:rPr>
+              <w:t xml:space="preserve"> </w:t>
+            </w:r>
+            <w:r>
+              <w:rPr>
+                <w:rFonts w:ascii="Consolas" w:hAnsi="Consolas" w:eastAsia="Consolas" w:cs="Consolas"/>
+                <w:noProof w:val="0"/>
+                <w:color w:val="BCBEC4"/>
+                <w:sz w:val="28"/>
+                <w:szCs w:val="28"/>
+                <w:lang w:val="en-US"/>
+              </w:rPr>
+              <w:t>operation</w:t>
+            </w:r>
+            <w:r>
+              <w:rPr>
+                <w:rFonts w:ascii="Consolas" w:hAnsi="Consolas" w:eastAsia="Consolas" w:cs="Consolas"/>
+                <w:noProof w:val="0"/>
+                <w:color w:val="BCBEC4"/>
+                <w:sz w:val="28"/>
+                <w:szCs w:val="28"/>
+                <w:lang w:val="en-US"/>
+              </w:rPr>
+              <w:t>:</w:t>
+            </w:r>
+            <w:r>
+              <w:br/>
+            </w:r>
+            <w:r>
+              <w:rPr>
+                <w:rFonts w:ascii="Consolas" w:hAnsi="Consolas" w:eastAsia="Consolas" w:cs="Consolas"/>
+                <w:noProof w:val="0"/>
+                <w:color w:val="BCBEC4"/>
+                <w:sz w:val="28"/>
+                <w:szCs w:val="28"/>
+                <w:lang w:val="en-US"/>
+              </w:rPr>
+              <w:t xml:space="preserve">        </w:t>
+            </w:r>
+            <w:r>
+              <w:rPr>
+                <w:rFonts w:ascii="Consolas" w:hAnsi="Consolas" w:eastAsia="Consolas" w:cs="Consolas"/>
+                <w:noProof w:val="0"/>
+                <w:color w:val="CF8E6D"/>
+                <w:sz w:val="28"/>
+                <w:szCs w:val="28"/>
+                <w:lang w:val="en-US"/>
+              </w:rPr>
+              <w:t>case</w:t>
+            </w:r>
+            <w:r>
+              <w:rPr>
+                <w:rFonts w:ascii="Consolas" w:hAnsi="Consolas" w:eastAsia="Consolas" w:cs="Consolas"/>
+                <w:noProof w:val="0"/>
+                <w:color w:val="CF8E6D"/>
+                <w:sz w:val="28"/>
+                <w:szCs w:val="28"/>
+                <w:lang w:val="en-US"/>
+              </w:rPr>
+              <w:t xml:space="preserve"> </w:t>
+            </w:r>
+            <w:r>
+              <w:rPr>
+                <w:rFonts w:ascii="Consolas" w:hAnsi="Consolas" w:eastAsia="Consolas" w:cs="Consolas"/>
+                <w:noProof w:val="0"/>
+                <w:color w:val="6AAB73"/>
+                <w:sz w:val="28"/>
+                <w:szCs w:val="28"/>
+                <w:lang w:val="en-US"/>
+              </w:rPr>
+              <w:t>"+"</w:t>
+            </w:r>
+            <w:r>
+              <w:rPr>
+                <w:rFonts w:ascii="Consolas" w:hAnsi="Consolas" w:eastAsia="Consolas" w:cs="Consolas"/>
+                <w:noProof w:val="0"/>
+                <w:color w:val="BCBEC4"/>
+                <w:sz w:val="28"/>
+                <w:szCs w:val="28"/>
+                <w:lang w:val="en-US"/>
+              </w:rPr>
+              <w:t>:</w:t>
+            </w:r>
+            <w:r>
+              <w:br/>
+            </w:r>
+            <w:r>
+              <w:rPr>
+                <w:rFonts w:ascii="Consolas" w:hAnsi="Consolas" w:eastAsia="Consolas" w:cs="Consolas"/>
+                <w:noProof w:val="0"/>
+                <w:color w:val="BCBEC4"/>
+                <w:sz w:val="28"/>
+                <w:szCs w:val="28"/>
+                <w:lang w:val="en-US"/>
+              </w:rPr>
+              <w:t xml:space="preserve">            </w:t>
+            </w:r>
+            <w:r>
+              <w:rPr>
+                <w:rFonts w:ascii="Consolas" w:hAnsi="Consolas" w:eastAsia="Consolas" w:cs="Consolas"/>
+                <w:noProof w:val="0"/>
+                <w:color w:val="8888C6"/>
+                <w:sz w:val="28"/>
+                <w:szCs w:val="28"/>
+                <w:lang w:val="en-US"/>
+              </w:rPr>
+              <w:t>print</w:t>
+            </w:r>
+            <w:r>
+              <w:rPr>
+                <w:rFonts w:ascii="Consolas" w:hAnsi="Consolas" w:eastAsia="Consolas" w:cs="Consolas"/>
+                <w:noProof w:val="0"/>
+                <w:color w:val="BCBEC4"/>
+                <w:sz w:val="28"/>
+                <w:szCs w:val="28"/>
+                <w:lang w:val="en-US"/>
+              </w:rPr>
+              <w:t>(</w:t>
+            </w:r>
+            <w:r>
+              <w:rPr>
+                <w:rFonts w:ascii="Consolas" w:hAnsi="Consolas" w:eastAsia="Consolas" w:cs="Consolas"/>
+                <w:noProof w:val="0"/>
+                <w:color w:val="6AAB73"/>
+                <w:sz w:val="28"/>
+                <w:szCs w:val="28"/>
+                <w:lang w:val="en-US"/>
+              </w:rPr>
+              <w:t>"Результат:"</w:t>
+            </w:r>
+            <w:r>
+              <w:rPr>
+                <w:rFonts w:ascii="Consolas" w:hAnsi="Consolas" w:eastAsia="Consolas" w:cs="Consolas"/>
+                <w:noProof w:val="0"/>
+                <w:color w:val="BCBEC4"/>
+                <w:sz w:val="28"/>
+                <w:szCs w:val="28"/>
+                <w:lang w:val="en-US"/>
+              </w:rPr>
+              <w:t xml:space="preserve">, </w:t>
+            </w:r>
+            <w:r>
+              <w:rPr>
+                <w:rFonts w:ascii="Consolas" w:hAnsi="Consolas" w:eastAsia="Consolas" w:cs="Consolas"/>
+                <w:noProof w:val="0"/>
+                <w:color w:val="BCBEC4"/>
+                <w:sz w:val="28"/>
+                <w:szCs w:val="28"/>
+                <w:lang w:val="en-US"/>
+              </w:rPr>
+              <w:t>add</w:t>
+            </w:r>
+            <w:r>
+              <w:rPr>
+                <w:rFonts w:ascii="Consolas" w:hAnsi="Consolas" w:eastAsia="Consolas" w:cs="Consolas"/>
+                <w:noProof w:val="0"/>
+                <w:color w:val="BCBEC4"/>
+                <w:sz w:val="28"/>
+                <w:szCs w:val="28"/>
+                <w:lang w:val="en-US"/>
+              </w:rPr>
+              <w:t>(num1, num2))</w:t>
+            </w:r>
+            <w:r>
+              <w:br/>
+            </w:r>
+            <w:r>
+              <w:rPr>
+                <w:rFonts w:ascii="Consolas" w:hAnsi="Consolas" w:eastAsia="Consolas" w:cs="Consolas"/>
+                <w:noProof w:val="0"/>
+                <w:color w:val="BCBEC4"/>
+                <w:sz w:val="28"/>
+                <w:szCs w:val="28"/>
+                <w:lang w:val="en-US"/>
+              </w:rPr>
+              <w:t xml:space="preserve">        </w:t>
+            </w:r>
+            <w:r>
+              <w:rPr>
+                <w:rFonts w:ascii="Consolas" w:hAnsi="Consolas" w:eastAsia="Consolas" w:cs="Consolas"/>
+                <w:noProof w:val="0"/>
+                <w:color w:val="CF8E6D"/>
+                <w:sz w:val="28"/>
+                <w:szCs w:val="28"/>
+                <w:lang w:val="en-US"/>
+              </w:rPr>
+              <w:t>case</w:t>
+            </w:r>
+            <w:r>
+              <w:rPr>
+                <w:rFonts w:ascii="Consolas" w:hAnsi="Consolas" w:eastAsia="Consolas" w:cs="Consolas"/>
+                <w:noProof w:val="0"/>
+                <w:color w:val="CF8E6D"/>
+                <w:sz w:val="28"/>
+                <w:szCs w:val="28"/>
+                <w:lang w:val="en-US"/>
+              </w:rPr>
+              <w:t xml:space="preserve"> </w:t>
+            </w:r>
+            <w:r>
+              <w:rPr>
+                <w:rFonts w:ascii="Consolas" w:hAnsi="Consolas" w:eastAsia="Consolas" w:cs="Consolas"/>
+                <w:noProof w:val="0"/>
+                <w:color w:val="6AAB73"/>
+                <w:sz w:val="28"/>
+                <w:szCs w:val="28"/>
+                <w:lang w:val="en-US"/>
+              </w:rPr>
+              <w:t>"-"</w:t>
+            </w:r>
+            <w:r>
+              <w:rPr>
+                <w:rFonts w:ascii="Consolas" w:hAnsi="Consolas" w:eastAsia="Consolas" w:cs="Consolas"/>
+                <w:noProof w:val="0"/>
+                <w:color w:val="BCBEC4"/>
+                <w:sz w:val="28"/>
+                <w:szCs w:val="28"/>
+                <w:lang w:val="en-US"/>
+              </w:rPr>
+              <w:t>:</w:t>
+            </w:r>
+            <w:r>
+              <w:br/>
+            </w:r>
+            <w:r>
+              <w:rPr>
+                <w:rFonts w:ascii="Consolas" w:hAnsi="Consolas" w:eastAsia="Consolas" w:cs="Consolas"/>
+                <w:noProof w:val="0"/>
+                <w:color w:val="BCBEC4"/>
+                <w:sz w:val="28"/>
+                <w:szCs w:val="28"/>
+                <w:lang w:val="en-US"/>
+              </w:rPr>
+              <w:t xml:space="preserve">            </w:t>
+            </w:r>
+            <w:r>
+              <w:rPr>
+                <w:rFonts w:ascii="Consolas" w:hAnsi="Consolas" w:eastAsia="Consolas" w:cs="Consolas"/>
+                <w:noProof w:val="0"/>
+                <w:color w:val="8888C6"/>
+                <w:sz w:val="28"/>
+                <w:szCs w:val="28"/>
+                <w:lang w:val="en-US"/>
+              </w:rPr>
+              <w:t>print</w:t>
+            </w:r>
+            <w:r>
+              <w:rPr>
+                <w:rFonts w:ascii="Consolas" w:hAnsi="Consolas" w:eastAsia="Consolas" w:cs="Consolas"/>
+                <w:noProof w:val="0"/>
+                <w:color w:val="BCBEC4"/>
+                <w:sz w:val="28"/>
+                <w:szCs w:val="28"/>
+                <w:lang w:val="en-US"/>
+              </w:rPr>
+              <w:t>(</w:t>
+            </w:r>
+            <w:r>
+              <w:rPr>
+                <w:rFonts w:ascii="Consolas" w:hAnsi="Consolas" w:eastAsia="Consolas" w:cs="Consolas"/>
+                <w:noProof w:val="0"/>
+                <w:color w:val="6AAB73"/>
+                <w:sz w:val="28"/>
+                <w:szCs w:val="28"/>
+                <w:lang w:val="en-US"/>
+              </w:rPr>
+              <w:t>"Результат:"</w:t>
+            </w:r>
+            <w:r>
+              <w:rPr>
+                <w:rFonts w:ascii="Consolas" w:hAnsi="Consolas" w:eastAsia="Consolas" w:cs="Consolas"/>
+                <w:noProof w:val="0"/>
+                <w:color w:val="BCBEC4"/>
+                <w:sz w:val="28"/>
+                <w:szCs w:val="28"/>
+                <w:lang w:val="en-US"/>
+              </w:rPr>
+              <w:t xml:space="preserve">, </w:t>
+            </w:r>
+            <w:r>
+              <w:rPr>
+                <w:rFonts w:ascii="Consolas" w:hAnsi="Consolas" w:eastAsia="Consolas" w:cs="Consolas"/>
+                <w:noProof w:val="0"/>
+                <w:color w:val="BCBEC4"/>
+                <w:sz w:val="28"/>
+                <w:szCs w:val="28"/>
+                <w:lang w:val="en-US"/>
+              </w:rPr>
+              <w:t>sub</w:t>
+            </w:r>
+            <w:r>
+              <w:rPr>
+                <w:rFonts w:ascii="Consolas" w:hAnsi="Consolas" w:eastAsia="Consolas" w:cs="Consolas"/>
+                <w:noProof w:val="0"/>
+                <w:color w:val="BCBEC4"/>
+                <w:sz w:val="28"/>
+                <w:szCs w:val="28"/>
+                <w:lang w:val="en-US"/>
+              </w:rPr>
+              <w:t>(num1, num2))</w:t>
+            </w:r>
+            <w:r>
+              <w:br/>
+            </w:r>
+            <w:r>
+              <w:rPr>
+                <w:rFonts w:ascii="Consolas" w:hAnsi="Consolas" w:eastAsia="Consolas" w:cs="Consolas"/>
+                <w:noProof w:val="0"/>
+                <w:color w:val="BCBEC4"/>
+                <w:sz w:val="28"/>
+                <w:szCs w:val="28"/>
+                <w:lang w:val="en-US"/>
+              </w:rPr>
+              <w:t xml:space="preserve">        </w:t>
+            </w:r>
+            <w:r>
+              <w:rPr>
+                <w:rFonts w:ascii="Consolas" w:hAnsi="Consolas" w:eastAsia="Consolas" w:cs="Consolas"/>
+                <w:noProof w:val="0"/>
+                <w:color w:val="CF8E6D"/>
+                <w:sz w:val="28"/>
+                <w:szCs w:val="28"/>
+                <w:lang w:val="en-US"/>
+              </w:rPr>
+              <w:t>case</w:t>
+            </w:r>
+            <w:r>
+              <w:rPr>
+                <w:rFonts w:ascii="Consolas" w:hAnsi="Consolas" w:eastAsia="Consolas" w:cs="Consolas"/>
+                <w:noProof w:val="0"/>
+                <w:color w:val="CF8E6D"/>
+                <w:sz w:val="28"/>
+                <w:szCs w:val="28"/>
+                <w:lang w:val="en-US"/>
+              </w:rPr>
+              <w:t xml:space="preserve"> </w:t>
+            </w:r>
+            <w:r>
+              <w:rPr>
+                <w:rFonts w:ascii="Consolas" w:hAnsi="Consolas" w:eastAsia="Consolas" w:cs="Consolas"/>
+                <w:noProof w:val="0"/>
+                <w:color w:val="6AAB73"/>
+                <w:sz w:val="28"/>
+                <w:szCs w:val="28"/>
+                <w:lang w:val="en-US"/>
+              </w:rPr>
+              <w:t>"*"</w:t>
+            </w:r>
+            <w:r>
+              <w:rPr>
+                <w:rFonts w:ascii="Consolas" w:hAnsi="Consolas" w:eastAsia="Consolas" w:cs="Consolas"/>
+                <w:noProof w:val="0"/>
+                <w:color w:val="BCBEC4"/>
+                <w:sz w:val="28"/>
+                <w:szCs w:val="28"/>
+                <w:lang w:val="en-US"/>
+              </w:rPr>
+              <w:t>:</w:t>
+            </w:r>
+            <w:r>
+              <w:br/>
+            </w:r>
+            <w:r>
+              <w:rPr>
+                <w:rFonts w:ascii="Consolas" w:hAnsi="Consolas" w:eastAsia="Consolas" w:cs="Consolas"/>
+                <w:noProof w:val="0"/>
+                <w:color w:val="BCBEC4"/>
+                <w:sz w:val="28"/>
+                <w:szCs w:val="28"/>
+                <w:lang w:val="en-US"/>
+              </w:rPr>
+              <w:t xml:space="preserve">            </w:t>
+            </w:r>
+            <w:r>
+              <w:rPr>
+                <w:rFonts w:ascii="Consolas" w:hAnsi="Consolas" w:eastAsia="Consolas" w:cs="Consolas"/>
+                <w:noProof w:val="0"/>
+                <w:color w:val="8888C6"/>
+                <w:sz w:val="28"/>
+                <w:szCs w:val="28"/>
+                <w:lang w:val="en-US"/>
+              </w:rPr>
+              <w:t>print</w:t>
+            </w:r>
+            <w:r>
+              <w:rPr>
+                <w:rFonts w:ascii="Consolas" w:hAnsi="Consolas" w:eastAsia="Consolas" w:cs="Consolas"/>
+                <w:noProof w:val="0"/>
+                <w:color w:val="BCBEC4"/>
+                <w:sz w:val="28"/>
+                <w:szCs w:val="28"/>
+                <w:lang w:val="en-US"/>
+              </w:rPr>
+              <w:t>(</w:t>
+            </w:r>
+            <w:r>
+              <w:rPr>
+                <w:rFonts w:ascii="Consolas" w:hAnsi="Consolas" w:eastAsia="Consolas" w:cs="Consolas"/>
+                <w:noProof w:val="0"/>
+                <w:color w:val="6AAB73"/>
+                <w:sz w:val="28"/>
+                <w:szCs w:val="28"/>
+                <w:lang w:val="en-US"/>
+              </w:rPr>
+              <w:t>"Результат:"</w:t>
+            </w:r>
+            <w:r>
+              <w:rPr>
+                <w:rFonts w:ascii="Consolas" w:hAnsi="Consolas" w:eastAsia="Consolas" w:cs="Consolas"/>
+                <w:noProof w:val="0"/>
+                <w:color w:val="BCBEC4"/>
+                <w:sz w:val="28"/>
+                <w:szCs w:val="28"/>
+                <w:lang w:val="en-US"/>
+              </w:rPr>
+              <w:t xml:space="preserve">, </w:t>
+            </w:r>
+            <w:r>
+              <w:rPr>
+                <w:rFonts w:ascii="Consolas" w:hAnsi="Consolas" w:eastAsia="Consolas" w:cs="Consolas"/>
+                <w:noProof w:val="0"/>
+                <w:color w:val="BCBEC4"/>
+                <w:sz w:val="28"/>
+                <w:szCs w:val="28"/>
+                <w:lang w:val="en-US"/>
+              </w:rPr>
+              <w:t>mult</w:t>
+            </w:r>
+            <w:r>
+              <w:rPr>
+                <w:rFonts w:ascii="Consolas" w:hAnsi="Consolas" w:eastAsia="Consolas" w:cs="Consolas"/>
+                <w:noProof w:val="0"/>
+                <w:color w:val="BCBEC4"/>
+                <w:sz w:val="28"/>
+                <w:szCs w:val="28"/>
+                <w:lang w:val="en-US"/>
+              </w:rPr>
+              <w:t>(num1, num2))</w:t>
+            </w:r>
+            <w:r>
+              <w:br/>
+            </w:r>
+            <w:r>
+              <w:rPr>
+                <w:rFonts w:ascii="Consolas" w:hAnsi="Consolas" w:eastAsia="Consolas" w:cs="Consolas"/>
+                <w:noProof w:val="0"/>
+                <w:color w:val="BCBEC4"/>
+                <w:sz w:val="28"/>
+                <w:szCs w:val="28"/>
+                <w:lang w:val="en-US"/>
+              </w:rPr>
+              <w:t xml:space="preserve">        </w:t>
+            </w:r>
+            <w:r>
+              <w:rPr>
+                <w:rFonts w:ascii="Consolas" w:hAnsi="Consolas" w:eastAsia="Consolas" w:cs="Consolas"/>
+                <w:noProof w:val="0"/>
+                <w:color w:val="CF8E6D"/>
+                <w:sz w:val="28"/>
+                <w:szCs w:val="28"/>
+                <w:lang w:val="en-US"/>
+              </w:rPr>
+              <w:t>case</w:t>
+            </w:r>
+            <w:r>
+              <w:rPr>
+                <w:rFonts w:ascii="Consolas" w:hAnsi="Consolas" w:eastAsia="Consolas" w:cs="Consolas"/>
+                <w:noProof w:val="0"/>
+                <w:color w:val="CF8E6D"/>
+                <w:sz w:val="28"/>
+                <w:szCs w:val="28"/>
+                <w:lang w:val="en-US"/>
+              </w:rPr>
+              <w:t xml:space="preserve"> </w:t>
+            </w:r>
+            <w:r>
+              <w:rPr>
+                <w:rFonts w:ascii="Consolas" w:hAnsi="Consolas" w:eastAsia="Consolas" w:cs="Consolas"/>
+                <w:noProof w:val="0"/>
+                <w:color w:val="6AAB73"/>
+                <w:sz w:val="28"/>
+                <w:szCs w:val="28"/>
+                <w:lang w:val="en-US"/>
+              </w:rPr>
+              <w:t>"/"</w:t>
+            </w:r>
+            <w:r>
+              <w:rPr>
+                <w:rFonts w:ascii="Consolas" w:hAnsi="Consolas" w:eastAsia="Consolas" w:cs="Consolas"/>
+                <w:noProof w:val="0"/>
+                <w:color w:val="BCBEC4"/>
+                <w:sz w:val="28"/>
+                <w:szCs w:val="28"/>
+                <w:lang w:val="en-US"/>
+              </w:rPr>
+              <w:t>:</w:t>
+            </w:r>
+            <w:r>
+              <w:br/>
+            </w:r>
+            <w:r>
+              <w:rPr>
+                <w:rFonts w:ascii="Consolas" w:hAnsi="Consolas" w:eastAsia="Consolas" w:cs="Consolas"/>
+                <w:noProof w:val="0"/>
+                <w:color w:val="BCBEC4"/>
+                <w:sz w:val="28"/>
+                <w:szCs w:val="28"/>
+                <w:lang w:val="en-US"/>
+              </w:rPr>
+              <w:t xml:space="preserve">            </w:t>
+            </w:r>
+            <w:r>
+              <w:rPr>
+                <w:rFonts w:ascii="Consolas" w:hAnsi="Consolas" w:eastAsia="Consolas" w:cs="Consolas"/>
+                <w:noProof w:val="0"/>
+                <w:color w:val="8888C6"/>
+                <w:sz w:val="28"/>
+                <w:szCs w:val="28"/>
+                <w:lang w:val="en-US"/>
+              </w:rPr>
+              <w:t>print</w:t>
+            </w:r>
+            <w:r>
+              <w:rPr>
+                <w:rFonts w:ascii="Consolas" w:hAnsi="Consolas" w:eastAsia="Consolas" w:cs="Consolas"/>
+                <w:noProof w:val="0"/>
+                <w:color w:val="BCBEC4"/>
+                <w:sz w:val="28"/>
+                <w:szCs w:val="28"/>
+                <w:lang w:val="en-US"/>
+              </w:rPr>
+              <w:t>(</w:t>
+            </w:r>
+            <w:r>
+              <w:rPr>
+                <w:rFonts w:ascii="Consolas" w:hAnsi="Consolas" w:eastAsia="Consolas" w:cs="Consolas"/>
+                <w:noProof w:val="0"/>
+                <w:color w:val="6AAB73"/>
+                <w:sz w:val="28"/>
+                <w:szCs w:val="28"/>
+                <w:lang w:val="en-US"/>
+              </w:rPr>
+              <w:t>"Результат:"</w:t>
+            </w:r>
+            <w:r>
+              <w:rPr>
+                <w:rFonts w:ascii="Consolas" w:hAnsi="Consolas" w:eastAsia="Consolas" w:cs="Consolas"/>
+                <w:noProof w:val="0"/>
+                <w:color w:val="BCBEC4"/>
+                <w:sz w:val="28"/>
+                <w:szCs w:val="28"/>
+                <w:lang w:val="en-US"/>
+              </w:rPr>
+              <w:t xml:space="preserve">, </w:t>
+            </w:r>
+            <w:r>
+              <w:rPr>
+                <w:rFonts w:ascii="Consolas" w:hAnsi="Consolas" w:eastAsia="Consolas" w:cs="Consolas"/>
+                <w:noProof w:val="0"/>
+                <w:color w:val="BCBEC4"/>
+                <w:sz w:val="28"/>
+                <w:szCs w:val="28"/>
+                <w:lang w:val="en-US"/>
+              </w:rPr>
+              <w:t>div</w:t>
+            </w:r>
+            <w:r>
+              <w:rPr>
+                <w:rFonts w:ascii="Consolas" w:hAnsi="Consolas" w:eastAsia="Consolas" w:cs="Consolas"/>
+                <w:noProof w:val="0"/>
+                <w:color w:val="BCBEC4"/>
+                <w:sz w:val="28"/>
+                <w:szCs w:val="28"/>
+                <w:lang w:val="en-US"/>
+              </w:rPr>
+              <w:t>(num1, num2))</w:t>
+            </w:r>
+            <w:r>
+              <w:br/>
+            </w:r>
+            <w:r>
+              <w:rPr>
+                <w:rFonts w:ascii="Consolas" w:hAnsi="Consolas" w:eastAsia="Consolas" w:cs="Consolas"/>
+                <w:noProof w:val="0"/>
+                <w:color w:val="BCBEC4"/>
+                <w:sz w:val="28"/>
+                <w:szCs w:val="28"/>
+                <w:lang w:val="en-US"/>
+              </w:rPr>
+              <w:t xml:space="preserve">        </w:t>
+            </w:r>
+            <w:r>
+              <w:rPr>
+                <w:rFonts w:ascii="Consolas" w:hAnsi="Consolas" w:eastAsia="Consolas" w:cs="Consolas"/>
+                <w:noProof w:val="0"/>
+                <w:color w:val="CF8E6D"/>
+                <w:sz w:val="28"/>
+                <w:szCs w:val="28"/>
+                <w:lang w:val="en-US"/>
+              </w:rPr>
+              <w:t>case</w:t>
+            </w:r>
+            <w:r>
+              <w:rPr>
+                <w:rFonts w:ascii="Consolas" w:hAnsi="Consolas" w:eastAsia="Consolas" w:cs="Consolas"/>
+                <w:noProof w:val="0"/>
+                <w:color w:val="CF8E6D"/>
+                <w:sz w:val="28"/>
+                <w:szCs w:val="28"/>
+                <w:lang w:val="en-US"/>
+              </w:rPr>
+              <w:t xml:space="preserve"> </w:t>
+            </w:r>
+            <w:r>
+              <w:rPr>
+                <w:rFonts w:ascii="Consolas" w:hAnsi="Consolas" w:eastAsia="Consolas" w:cs="Consolas"/>
+                <w:noProof w:val="0"/>
+                <w:color w:val="BCBEC4"/>
+                <w:sz w:val="28"/>
+                <w:szCs w:val="28"/>
+                <w:lang w:val="en-US"/>
+              </w:rPr>
+              <w:t>_:</w:t>
+            </w:r>
+            <w:r>
+              <w:br/>
+            </w:r>
+            <w:r>
+              <w:rPr>
+                <w:rFonts w:ascii="Consolas" w:hAnsi="Consolas" w:eastAsia="Consolas" w:cs="Consolas"/>
+                <w:noProof w:val="0"/>
+                <w:color w:val="BCBEC4"/>
+                <w:sz w:val="28"/>
+                <w:szCs w:val="28"/>
+                <w:lang w:val="en-US"/>
+              </w:rPr>
+              <w:t xml:space="preserve">            </w:t>
+            </w:r>
+            <w:r>
+              <w:rPr>
+                <w:rFonts w:ascii="Consolas" w:hAnsi="Consolas" w:eastAsia="Consolas" w:cs="Consolas"/>
+                <w:noProof w:val="0"/>
+                <w:color w:val="8888C6"/>
+                <w:sz w:val="28"/>
+                <w:szCs w:val="28"/>
+                <w:lang w:val="en-US"/>
+              </w:rPr>
+              <w:t>print</w:t>
+            </w:r>
+            <w:r>
+              <w:rPr>
+                <w:rFonts w:ascii="Consolas" w:hAnsi="Consolas" w:eastAsia="Consolas" w:cs="Consolas"/>
+                <w:noProof w:val="0"/>
+                <w:color w:val="BCBEC4"/>
+                <w:sz w:val="28"/>
+                <w:szCs w:val="28"/>
+                <w:lang w:val="en-US"/>
+              </w:rPr>
+              <w:t>(</w:t>
+            </w:r>
+            <w:r>
+              <w:rPr>
+                <w:rFonts w:ascii="Consolas" w:hAnsi="Consolas" w:eastAsia="Consolas" w:cs="Consolas"/>
+                <w:noProof w:val="0"/>
+                <w:color w:val="6AAB73"/>
+                <w:sz w:val="28"/>
+                <w:szCs w:val="28"/>
+                <w:lang w:val="en-US"/>
+              </w:rPr>
+              <w:t>"</w:t>
+            </w:r>
+            <w:r>
+              <w:rPr>
+                <w:rFonts w:ascii="Consolas" w:hAnsi="Consolas" w:eastAsia="Consolas" w:cs="Consolas"/>
+                <w:noProof w:val="0"/>
+                <w:color w:val="6AAB73"/>
+                <w:sz w:val="28"/>
+                <w:szCs w:val="28"/>
+                <w:lang w:val="en-US"/>
+              </w:rPr>
+              <w:t>Помилка</w:t>
+            </w:r>
+            <w:r>
+              <w:rPr>
+                <w:rFonts w:ascii="Consolas" w:hAnsi="Consolas" w:eastAsia="Consolas" w:cs="Consolas"/>
+                <w:noProof w:val="0"/>
+                <w:color w:val="6AAB73"/>
+                <w:sz w:val="28"/>
+                <w:szCs w:val="28"/>
+                <w:lang w:val="en-US"/>
+              </w:rPr>
+              <w:t xml:space="preserve">: </w:t>
+            </w:r>
+            <w:r>
+              <w:rPr>
+                <w:rFonts w:ascii="Consolas" w:hAnsi="Consolas" w:eastAsia="Consolas" w:cs="Consolas"/>
+                <w:noProof w:val="0"/>
+                <w:color w:val="6AAB73"/>
+                <w:sz w:val="28"/>
+                <w:szCs w:val="28"/>
+                <w:lang w:val="en-US"/>
+              </w:rPr>
+              <w:t>невідома</w:t>
+            </w:r>
+            <w:r>
+              <w:rPr>
+                <w:rFonts w:ascii="Consolas" w:hAnsi="Consolas" w:eastAsia="Consolas" w:cs="Consolas"/>
+                <w:noProof w:val="0"/>
+                <w:color w:val="6AAB73"/>
+                <w:sz w:val="28"/>
+                <w:szCs w:val="28"/>
+                <w:lang w:val="en-US"/>
+              </w:rPr>
+              <w:t xml:space="preserve"> </w:t>
+            </w:r>
+            <w:r>
+              <w:rPr>
+                <w:rFonts w:ascii="Consolas" w:hAnsi="Consolas" w:eastAsia="Consolas" w:cs="Consolas"/>
+                <w:noProof w:val="0"/>
+                <w:color w:val="6AAB73"/>
+                <w:sz w:val="28"/>
+                <w:szCs w:val="28"/>
+                <w:lang w:val="en-US"/>
+              </w:rPr>
+              <w:t>операція</w:t>
+            </w:r>
+            <w:r>
+              <w:rPr>
+                <w:rFonts w:ascii="Consolas" w:hAnsi="Consolas" w:eastAsia="Consolas" w:cs="Consolas"/>
+                <w:noProof w:val="0"/>
+                <w:color w:val="6AAB73"/>
+                <w:sz w:val="28"/>
+                <w:szCs w:val="28"/>
+                <w:lang w:val="en-US"/>
+              </w:rPr>
+              <w:t>!"</w:t>
+            </w:r>
+            <w:r>
+              <w:rPr>
+                <w:rFonts w:ascii="Consolas" w:hAnsi="Consolas" w:eastAsia="Consolas" w:cs="Consolas"/>
+                <w:noProof w:val="0"/>
+                <w:color w:val="BCBEC4"/>
+                <w:sz w:val="28"/>
+                <w:szCs w:val="28"/>
+                <w:lang w:val="en-US"/>
+              </w:rPr>
+              <w:t>)</w:t>
+            </w:r>
+            <w:r>
+              <w:br/>
+            </w:r>
+            <w:r>
+              <w:br/>
+            </w:r>
+            <w:r>
+              <w:rPr>
+                <w:rFonts w:ascii="Consolas" w:hAnsi="Consolas" w:eastAsia="Consolas" w:cs="Consolas"/>
+                <w:noProof w:val="0"/>
+                <w:color w:val="BCBEC4"/>
+                <w:sz w:val="28"/>
+                <w:szCs w:val="28"/>
+                <w:lang w:val="en-US"/>
+              </w:rPr>
+              <w:t xml:space="preserve">    </w:t>
+            </w:r>
+            <w:r>
+              <w:rPr>
+                <w:rFonts w:ascii="Consolas" w:hAnsi="Consolas" w:eastAsia="Consolas" w:cs="Consolas"/>
+                <w:noProof w:val="0"/>
+                <w:color w:val="BCBEC4"/>
+                <w:sz w:val="28"/>
+                <w:szCs w:val="28"/>
+                <w:lang w:val="en-US"/>
+              </w:rPr>
+              <w:t>choice</w:t>
+            </w:r>
+            <w:r>
+              <w:rPr>
+                <w:rFonts w:ascii="Consolas" w:hAnsi="Consolas" w:eastAsia="Consolas" w:cs="Consolas"/>
+                <w:noProof w:val="0"/>
+                <w:color w:val="BCBEC4"/>
+                <w:sz w:val="28"/>
+                <w:szCs w:val="28"/>
+                <w:lang w:val="en-US"/>
+              </w:rPr>
+              <w:t xml:space="preserve"> = </w:t>
+            </w:r>
+            <w:r>
+              <w:rPr>
+                <w:rFonts w:ascii="Consolas" w:hAnsi="Consolas" w:eastAsia="Consolas" w:cs="Consolas"/>
+                <w:noProof w:val="0"/>
+                <w:color w:val="8888C6"/>
+                <w:sz w:val="28"/>
+                <w:szCs w:val="28"/>
+                <w:lang w:val="en-US"/>
+              </w:rPr>
+              <w:t>input</w:t>
+            </w:r>
+            <w:r>
+              <w:rPr>
+                <w:rFonts w:ascii="Consolas" w:hAnsi="Consolas" w:eastAsia="Consolas" w:cs="Consolas"/>
+                <w:noProof w:val="0"/>
+                <w:color w:val="BCBEC4"/>
+                <w:sz w:val="28"/>
+                <w:szCs w:val="28"/>
+                <w:lang w:val="en-US"/>
+              </w:rPr>
+              <w:t>(</w:t>
+            </w:r>
+            <w:r>
+              <w:rPr>
+                <w:rFonts w:ascii="Consolas" w:hAnsi="Consolas" w:eastAsia="Consolas" w:cs="Consolas"/>
+                <w:noProof w:val="0"/>
+                <w:color w:val="6AAB73"/>
+                <w:sz w:val="28"/>
+                <w:szCs w:val="28"/>
+                <w:lang w:val="en-US"/>
+              </w:rPr>
+              <w:t>"</w:t>
+            </w:r>
+            <w:r>
+              <w:rPr>
+                <w:rFonts w:ascii="Consolas" w:hAnsi="Consolas" w:eastAsia="Consolas" w:cs="Consolas"/>
+                <w:noProof w:val="0"/>
+                <w:color w:val="CF8E6D"/>
+                <w:sz w:val="28"/>
+                <w:szCs w:val="28"/>
+                <w:lang w:val="en-US"/>
+              </w:rPr>
+              <w:t>\</w:t>
+            </w:r>
+            <w:r>
+              <w:rPr>
+                <w:rFonts w:ascii="Consolas" w:hAnsi="Consolas" w:eastAsia="Consolas" w:cs="Consolas"/>
+                <w:noProof w:val="0"/>
+                <w:color w:val="CF8E6D"/>
+                <w:sz w:val="28"/>
+                <w:szCs w:val="28"/>
+                <w:lang w:val="en-US"/>
+              </w:rPr>
+              <w:t>n</w:t>
+            </w:r>
+            <w:r>
+              <w:rPr>
+                <w:rFonts w:ascii="Consolas" w:hAnsi="Consolas" w:eastAsia="Consolas" w:cs="Consolas"/>
+                <w:noProof w:val="0"/>
+                <w:color w:val="6AAB73"/>
+                <w:sz w:val="28"/>
+                <w:szCs w:val="28"/>
+                <w:lang w:val="en-US"/>
+              </w:rPr>
+              <w:t>Бажаєте</w:t>
+            </w:r>
+            <w:r>
+              <w:rPr>
+                <w:rFonts w:ascii="Consolas" w:hAnsi="Consolas" w:eastAsia="Consolas" w:cs="Consolas"/>
+                <w:noProof w:val="0"/>
+                <w:color w:val="6AAB73"/>
+                <w:sz w:val="28"/>
+                <w:szCs w:val="28"/>
+                <w:lang w:val="en-US"/>
+              </w:rPr>
+              <w:t xml:space="preserve"> </w:t>
+            </w:r>
+            <w:r>
+              <w:rPr>
+                <w:rFonts w:ascii="Consolas" w:hAnsi="Consolas" w:eastAsia="Consolas" w:cs="Consolas"/>
+                <w:noProof w:val="0"/>
+                <w:color w:val="6AAB73"/>
+                <w:sz w:val="28"/>
+                <w:szCs w:val="28"/>
+                <w:lang w:val="en-US"/>
+              </w:rPr>
+              <w:t>продовжити</w:t>
+            </w:r>
+            <w:r>
+              <w:rPr>
+                <w:rFonts w:ascii="Consolas" w:hAnsi="Consolas" w:eastAsia="Consolas" w:cs="Consolas"/>
+                <w:noProof w:val="0"/>
+                <w:color w:val="6AAB73"/>
+                <w:sz w:val="28"/>
+                <w:szCs w:val="28"/>
+                <w:lang w:val="en-US"/>
+              </w:rPr>
+              <w:t>? (</w:t>
+            </w:r>
+            <w:r>
+              <w:rPr>
+                <w:rFonts w:ascii="Consolas" w:hAnsi="Consolas" w:eastAsia="Consolas" w:cs="Consolas"/>
+                <w:noProof w:val="0"/>
+                <w:color w:val="6AAB73"/>
+                <w:sz w:val="28"/>
+                <w:szCs w:val="28"/>
+                <w:lang w:val="en-US"/>
+              </w:rPr>
+              <w:t>введіть</w:t>
+            </w:r>
+            <w:r>
+              <w:rPr>
+                <w:rFonts w:ascii="Consolas" w:hAnsi="Consolas" w:eastAsia="Consolas" w:cs="Consolas"/>
+                <w:noProof w:val="0"/>
+                <w:color w:val="6AAB73"/>
+                <w:sz w:val="28"/>
+                <w:szCs w:val="28"/>
+                <w:lang w:val="en-US"/>
+              </w:rPr>
+              <w:t xml:space="preserve"> 'q' для </w:t>
+            </w:r>
+            <w:r>
+              <w:rPr>
+                <w:rFonts w:ascii="Consolas" w:hAnsi="Consolas" w:eastAsia="Consolas" w:cs="Consolas"/>
+                <w:noProof w:val="0"/>
+                <w:color w:val="6AAB73"/>
+                <w:sz w:val="28"/>
+                <w:szCs w:val="28"/>
+                <w:lang w:val="en-US"/>
+              </w:rPr>
+              <w:t>виходу</w:t>
+            </w:r>
+            <w:r>
+              <w:rPr>
+                <w:rFonts w:ascii="Consolas" w:hAnsi="Consolas" w:eastAsia="Consolas" w:cs="Consolas"/>
+                <w:noProof w:val="0"/>
+                <w:color w:val="6AAB73"/>
+                <w:sz w:val="28"/>
+                <w:szCs w:val="28"/>
+                <w:lang w:val="en-US"/>
+              </w:rPr>
+              <w:t xml:space="preserve">, Enter — </w:t>
+            </w:r>
+            <w:r>
+              <w:rPr>
+                <w:rFonts w:ascii="Consolas" w:hAnsi="Consolas" w:eastAsia="Consolas" w:cs="Consolas"/>
+                <w:noProof w:val="0"/>
+                <w:color w:val="6AAB73"/>
+                <w:sz w:val="28"/>
+                <w:szCs w:val="28"/>
+                <w:lang w:val="en-US"/>
+              </w:rPr>
+              <w:t>продовжити</w:t>
+            </w:r>
+            <w:r>
+              <w:rPr>
+                <w:rFonts w:ascii="Consolas" w:hAnsi="Consolas" w:eastAsia="Consolas" w:cs="Consolas"/>
+                <w:noProof w:val="0"/>
+                <w:color w:val="6AAB73"/>
+                <w:sz w:val="28"/>
+                <w:szCs w:val="28"/>
+                <w:lang w:val="en-US"/>
+              </w:rPr>
+              <w:t>): "</w:t>
+            </w:r>
+            <w:r>
+              <w:rPr>
+                <w:rFonts w:ascii="Consolas" w:hAnsi="Consolas" w:eastAsia="Consolas" w:cs="Consolas"/>
+                <w:noProof w:val="0"/>
+                <w:color w:val="BCBEC4"/>
+                <w:sz w:val="28"/>
+                <w:szCs w:val="28"/>
+                <w:lang w:val="en-US"/>
+              </w:rPr>
+              <w:t>).</w:t>
+            </w:r>
+            <w:r>
+              <w:rPr>
+                <w:rFonts w:ascii="Consolas" w:hAnsi="Consolas" w:eastAsia="Consolas" w:cs="Consolas"/>
+                <w:noProof w:val="0"/>
+                <w:color w:val="BCBEC4"/>
+                <w:sz w:val="28"/>
+                <w:szCs w:val="28"/>
+                <w:lang w:val="en-US"/>
+              </w:rPr>
+              <w:t>strip</w:t>
+            </w:r>
+            <w:r>
+              <w:rPr>
+                <w:rFonts w:ascii="Consolas" w:hAnsi="Consolas" w:eastAsia="Consolas" w:cs="Consolas"/>
+                <w:noProof w:val="0"/>
+                <w:color w:val="BCBEC4"/>
+                <w:sz w:val="28"/>
+                <w:szCs w:val="28"/>
+                <w:lang w:val="en-US"/>
+              </w:rPr>
+              <w:t>().</w:t>
+            </w:r>
+            <w:r>
+              <w:rPr>
+                <w:rFonts w:ascii="Consolas" w:hAnsi="Consolas" w:eastAsia="Consolas" w:cs="Consolas"/>
+                <w:noProof w:val="0"/>
+                <w:color w:val="BCBEC4"/>
+                <w:sz w:val="28"/>
+                <w:szCs w:val="28"/>
+                <w:lang w:val="en-US"/>
+              </w:rPr>
+              <w:t>lower</w:t>
+            </w:r>
+            <w:r>
+              <w:rPr>
+                <w:rFonts w:ascii="Consolas" w:hAnsi="Consolas" w:eastAsia="Consolas" w:cs="Consolas"/>
+                <w:noProof w:val="0"/>
+                <w:color w:val="BCBEC4"/>
+                <w:sz w:val="28"/>
+                <w:szCs w:val="28"/>
+                <w:lang w:val="en-US"/>
+              </w:rPr>
+              <w:t>()</w:t>
+            </w:r>
+            <w:r>
+              <w:br/>
+            </w:r>
+            <w:r>
+              <w:rPr>
+                <w:rFonts w:ascii="Consolas" w:hAnsi="Consolas" w:eastAsia="Consolas" w:cs="Consolas"/>
+                <w:noProof w:val="0"/>
+                <w:color w:val="BCBEC4"/>
+                <w:sz w:val="28"/>
+                <w:szCs w:val="28"/>
+                <w:lang w:val="en-US"/>
+              </w:rPr>
+              <w:t xml:space="preserve">    </w:t>
+            </w:r>
+            <w:r>
+              <w:rPr>
+                <w:rFonts w:ascii="Consolas" w:hAnsi="Consolas" w:eastAsia="Consolas" w:cs="Consolas"/>
+                <w:noProof w:val="0"/>
+                <w:color w:val="CF8E6D"/>
+                <w:sz w:val="28"/>
+                <w:szCs w:val="28"/>
+                <w:lang w:val="en-US"/>
+              </w:rPr>
+              <w:t>if</w:t>
+            </w:r>
+            <w:r>
+              <w:rPr>
+                <w:rFonts w:ascii="Consolas" w:hAnsi="Consolas" w:eastAsia="Consolas" w:cs="Consolas"/>
+                <w:noProof w:val="0"/>
+                <w:color w:val="CF8E6D"/>
+                <w:sz w:val="28"/>
+                <w:szCs w:val="28"/>
+                <w:lang w:val="en-US"/>
+              </w:rPr>
+              <w:t xml:space="preserve"> </w:t>
+            </w:r>
+            <w:r>
+              <w:rPr>
+                <w:rFonts w:ascii="Consolas" w:hAnsi="Consolas" w:eastAsia="Consolas" w:cs="Consolas"/>
+                <w:noProof w:val="0"/>
+                <w:color w:val="BCBEC4"/>
+                <w:sz w:val="28"/>
+                <w:szCs w:val="28"/>
+                <w:lang w:val="en-US"/>
+              </w:rPr>
+              <w:t>choice</w:t>
+            </w:r>
+            <w:r>
+              <w:rPr>
+                <w:rFonts w:ascii="Consolas" w:hAnsi="Consolas" w:eastAsia="Consolas" w:cs="Consolas"/>
+                <w:noProof w:val="0"/>
+                <w:color w:val="BCBEC4"/>
+                <w:sz w:val="28"/>
+                <w:szCs w:val="28"/>
+                <w:lang w:val="en-US"/>
+              </w:rPr>
+              <w:t xml:space="preserve"> </w:t>
+            </w:r>
+            <w:r>
+              <w:rPr>
+                <w:rFonts w:ascii="Consolas" w:hAnsi="Consolas" w:eastAsia="Consolas" w:cs="Consolas"/>
+                <w:noProof w:val="0"/>
+                <w:color w:val="CF8E6D"/>
+                <w:sz w:val="28"/>
+                <w:szCs w:val="28"/>
+                <w:lang w:val="en-US"/>
+              </w:rPr>
+              <w:t>in</w:t>
+            </w:r>
+            <w:r>
+              <w:rPr>
+                <w:rFonts w:ascii="Consolas" w:hAnsi="Consolas" w:eastAsia="Consolas" w:cs="Consolas"/>
+                <w:noProof w:val="0"/>
+                <w:color w:val="CF8E6D"/>
+                <w:sz w:val="28"/>
+                <w:szCs w:val="28"/>
+                <w:lang w:val="en-US"/>
+              </w:rPr>
+              <w:t xml:space="preserve"> </w:t>
+            </w:r>
+            <w:r>
+              <w:rPr>
+                <w:rFonts w:ascii="Consolas" w:hAnsi="Consolas" w:eastAsia="Consolas" w:cs="Consolas"/>
+                <w:noProof w:val="0"/>
+                <w:color w:val="BCBEC4"/>
+                <w:sz w:val="28"/>
+                <w:szCs w:val="28"/>
+                <w:lang w:val="en-US"/>
+              </w:rPr>
+              <w:t>(</w:t>
+            </w:r>
+            <w:r>
+              <w:rPr>
+                <w:rFonts w:ascii="Consolas" w:hAnsi="Consolas" w:eastAsia="Consolas" w:cs="Consolas"/>
+                <w:noProof w:val="0"/>
+                <w:color w:val="6AAB73"/>
+                <w:sz w:val="28"/>
+                <w:szCs w:val="28"/>
+                <w:lang w:val="en-US"/>
+              </w:rPr>
+              <w:t>"q"</w:t>
+            </w:r>
+            <w:r>
+              <w:rPr>
+                <w:rFonts w:ascii="Consolas" w:hAnsi="Consolas" w:eastAsia="Consolas" w:cs="Consolas"/>
+                <w:noProof w:val="0"/>
+                <w:color w:val="BCBEC4"/>
+                <w:sz w:val="28"/>
+                <w:szCs w:val="28"/>
+                <w:lang w:val="en-US"/>
+              </w:rPr>
+              <w:t xml:space="preserve">, </w:t>
+            </w:r>
+            <w:r>
+              <w:rPr>
+                <w:rFonts w:ascii="Consolas" w:hAnsi="Consolas" w:eastAsia="Consolas" w:cs="Consolas"/>
+                <w:noProof w:val="0"/>
+                <w:color w:val="6AAB73"/>
+                <w:sz w:val="28"/>
+                <w:szCs w:val="28"/>
+                <w:lang w:val="en-US"/>
+              </w:rPr>
+              <w:t>"</w:t>
+            </w:r>
+            <w:r>
+              <w:rPr>
+                <w:rFonts w:ascii="Consolas" w:hAnsi="Consolas" w:eastAsia="Consolas" w:cs="Consolas"/>
+                <w:noProof w:val="0"/>
+                <w:color w:val="6AAB73"/>
+                <w:sz w:val="28"/>
+                <w:szCs w:val="28"/>
+                <w:lang w:val="en-US"/>
+              </w:rPr>
+              <w:t>exit</w:t>
+            </w:r>
+            <w:r>
+              <w:rPr>
+                <w:rFonts w:ascii="Consolas" w:hAnsi="Consolas" w:eastAsia="Consolas" w:cs="Consolas"/>
+                <w:noProof w:val="0"/>
+                <w:color w:val="6AAB73"/>
+                <w:sz w:val="28"/>
+                <w:szCs w:val="28"/>
+                <w:lang w:val="en-US"/>
+              </w:rPr>
+              <w:t>"</w:t>
+            </w:r>
+            <w:r>
+              <w:rPr>
+                <w:rFonts w:ascii="Consolas" w:hAnsi="Consolas" w:eastAsia="Consolas" w:cs="Consolas"/>
+                <w:noProof w:val="0"/>
+                <w:color w:val="BCBEC4"/>
+                <w:sz w:val="28"/>
+                <w:szCs w:val="28"/>
+                <w:lang w:val="en-US"/>
+              </w:rPr>
+              <w:t>):</w:t>
+            </w:r>
+            <w:r>
+              <w:br/>
+            </w:r>
+            <w:r>
+              <w:rPr>
+                <w:rFonts w:ascii="Consolas" w:hAnsi="Consolas" w:eastAsia="Consolas" w:cs="Consolas"/>
+                <w:noProof w:val="0"/>
+                <w:color w:val="BCBEC4"/>
+                <w:sz w:val="28"/>
+                <w:szCs w:val="28"/>
+                <w:lang w:val="en-US"/>
+              </w:rPr>
+              <w:t xml:space="preserve">        </w:t>
+            </w:r>
+            <w:r>
+              <w:rPr>
+                <w:rFonts w:ascii="Consolas" w:hAnsi="Consolas" w:eastAsia="Consolas" w:cs="Consolas"/>
+                <w:noProof w:val="0"/>
+                <w:color w:val="8888C6"/>
+                <w:sz w:val="28"/>
+                <w:szCs w:val="28"/>
+                <w:lang w:val="en-US"/>
+              </w:rPr>
+              <w:t>print</w:t>
+            </w:r>
+            <w:r>
+              <w:rPr>
+                <w:rFonts w:ascii="Consolas" w:hAnsi="Consolas" w:eastAsia="Consolas" w:cs="Consolas"/>
+                <w:noProof w:val="0"/>
+                <w:color w:val="BCBEC4"/>
+                <w:sz w:val="28"/>
+                <w:szCs w:val="28"/>
+                <w:lang w:val="en-US"/>
+              </w:rPr>
+              <w:t>(</w:t>
+            </w:r>
+            <w:r>
+              <w:rPr>
+                <w:rFonts w:ascii="Consolas" w:hAnsi="Consolas" w:eastAsia="Consolas" w:cs="Consolas"/>
+                <w:noProof w:val="0"/>
+                <w:color w:val="6AAB73"/>
+                <w:sz w:val="28"/>
+                <w:szCs w:val="28"/>
+                <w:lang w:val="en-US"/>
+              </w:rPr>
+              <w:t>"Роботу калькулятора завершено."</w:t>
+            </w:r>
+            <w:r>
+              <w:rPr>
+                <w:rFonts w:ascii="Consolas" w:hAnsi="Consolas" w:eastAsia="Consolas" w:cs="Consolas"/>
+                <w:noProof w:val="0"/>
+                <w:color w:val="BCBEC4"/>
+                <w:sz w:val="28"/>
+                <w:szCs w:val="28"/>
+                <w:lang w:val="en-US"/>
+              </w:rPr>
+              <w:t>)</w:t>
+            </w:r>
+            <w:r>
+              <w:br/>
+            </w:r>
+            <w:r>
+              <w:rPr>
+                <w:rFonts w:ascii="Consolas" w:hAnsi="Consolas" w:eastAsia="Consolas" w:cs="Consolas"/>
+                <w:noProof w:val="0"/>
+                <w:color w:val="BCBEC4"/>
+                <w:sz w:val="28"/>
+                <w:szCs w:val="28"/>
+                <w:lang w:val="en-US"/>
+              </w:rPr>
+              <w:t xml:space="preserve">        </w:t>
+            </w:r>
+            <w:r>
+              <w:rPr>
+                <w:rFonts w:ascii="Consolas" w:hAnsi="Consolas" w:eastAsia="Consolas" w:cs="Consolas"/>
+                <w:noProof w:val="0"/>
+                <w:color w:val="CF8E6D"/>
+                <w:sz w:val="28"/>
+                <w:szCs w:val="28"/>
+                <w:lang w:val="en-US"/>
+              </w:rPr>
+              <w:t>break</w:t>
+            </w:r>
+          </w:p>
+        </w:tc>
+      </w:tr>
+    </w:tbl>
+    <w:p>
+      <w:pPr>
+        <w:spacing w:before="0" w:beforeAutospacing="off" w:after="160" w:afterAutospacing="off" w:line="360" w:lineRule="auto"/>
+        <w:ind w:left="0" w:right="0" w:firstLine="720"/>
+        <w:jc w:val="both"/>
+      </w:pPr>
+      <w:r>
+        <w:rPr>
+          <w:rFonts w:ascii="Times New Roman" w:hAnsi="Times New Roman" w:eastAsia="Times New Roman" w:cs="Times New Roman"/>
+          <w:b w:val="0"/>
+          <w:bCs w:val="0"/>
+          <w:i w:val="0"/>
+          <w:iCs w:val="0"/>
+          <w:caps w:val="0"/>
+          <w:smallCaps w:val="0"/>
+          <w:noProof w:val="0"/>
+          <w:color w:val="000000" w:themeColor="text1" w:themeTint="FF" w:themeShade="FF"/>
+          <w:sz w:val="28"/>
+          <w:szCs w:val="28"/>
+          <w:lang w:val="uk-UA"/>
+        </w:rPr>
+        <w:t>Посилання на github:</w:t>
+      </w:r>
+    </w:p>
+    <w:p>
+      <w:pPr>
+        <w:pStyle w:val="Normal"/>
+        <w:bidi w:val="0"/>
+        <w:spacing w:before="0" w:beforeAutospacing="off" w:after="160" w:afterAutospacing="off" w:line="279" w:lineRule="auto"/>
+        <w:ind w:left="0" w:right="0"/>
+        <w:jc w:val="left"/>
+        <w:rPr>
+          <w:sz w:val="28"/>
+          <w:szCs w:val="28"/>
+        </w:rPr>
+      </w:pPr>
+      <w:hyperlink r:id="R74700d982b6b4d4d">
+        <w:r>
+          <w:rPr>
+            <w:rStyle w:val="Hyperlink"/>
+            <w:sz w:val="28"/>
+            <w:szCs w:val="28"/>
+          </w:rPr>
+          <w:t>https://github.com/ivanhugaev2007-ops/TP--B251-Ivan-Hugaev/blob/main/topic_04/task1.py</w:t>
+        </w:r>
+      </w:hyperlink>
+    </w:p>
+    <w:p>
+      <w:pPr>
+        <w:spacing w:before="0" w:beforeAutospacing="off" w:after="160" w:afterAutospacing="off" w:line="360" w:lineRule="auto"/>
+        <w:ind w:firstLine="720"/>
+        <w:jc w:val="both"/>
+      </w:pPr>
+      <w:r>
+        <w:rPr>
+          <w:rFonts w:ascii="Times New Roman" w:hAnsi="Times New Roman" w:eastAsia="Times New Roman" w:cs="Times New Roman"/>
+          <w:b w:val="0"/>
+          <w:bCs w:val="0"/>
+          <w:i w:val="0"/>
+          <w:iCs w:val="0"/>
+          <w:caps w:val="0"/>
+          <w:smallCaps w:val="0"/>
+          <w:noProof w:val="0"/>
+          <w:color w:val="000000" w:themeColor="text1" w:themeTint="FF" w:themeShade="FF"/>
+          <w:sz w:val="28"/>
+          <w:szCs w:val="28"/>
+          <w:lang w:val="uk-UA"/>
+        </w:rPr>
+        <w:t>Вивід Результату:</w:t>
+      </w:r>
+    </w:p>
+    <w:p>
+      <w:pPr>
+        <w:pStyle w:val="Normal"/>
+        <w:bidi w:val="0"/>
+        <w:spacing w:before="0" w:beforeAutospacing="off" w:after="160" w:afterAutospacing="off" w:line="279" w:lineRule="auto"/>
+        <w:ind w:left="0" w:right="0"/>
+        <w:jc w:val="left"/>
+      </w:pPr>
+      <w:r>
+        <w:drawing>
+          <wp:inline wp14:editId="2C6030F2" wp14:anchorId="09E92A08">
+            <wp:extent cx="5724525" cy="1885950"/>
+            <wp:effectExtent l="0" t="0" r="0" b="0"/>
+            <wp:docPr id="1589003134" name="drawing"/>
+            <wp:cNvGraphicFramePr>
+              <a:graphicFrameLocks noChangeAspect="1"/>
+            </wp:cNvGraphicFramePr>
+            <a:graphic>
+              <a:graphicData xmlns:a="http://schemas.openxmlformats.org/drawingml/2006/main" uri="http://schemas.openxmlformats.org/drawingml/2006/picture">
+                <pic:pic xmlns:pic="http://schemas.openxmlformats.org/drawingml/2006/picture">
+                  <pic:nvPicPr>
+                    <pic:cNvPr id="1589003134" name="Picture 1589003134"/>
+                    <pic:cNvPicPr/>
+                  </pic:nvPicPr>
+                  <pic:blipFill>
+                    <a:blip xmlns:r="http://schemas.openxmlformats.org/officeDocument/2006/relationships" r:embed="rId1533358706">
+                      <a:extLst>
+                        <a:ext uri="{28A0092B-C50C-407E-A947-70E740481C1C}">
+                          <a14:useLocalDpi xmlns:a14="http://schemas.microsoft.com/office/drawing/2010/main"/>
+                        </a:ext>
+                      </a:extLst>
+                    </a:blip>
+                    <a:stretch>
+                      <a:fillRect/>
+                    </a:stretch>
+                  </pic:blipFill>
+                  <pic:spPr>
+                    <a:xfrm>
+                      <a:off x="0" y="0"/>
+                      <a:ext cx="5724525" cy="1885950"/>
                     </a:xfrm>
                     <a:prstGeom prst="rect">
                       <a:avLst/>
@@ -18916,6 +22844,203 @@
 
 <file path=word/numbering.xml><?xml version="1.0" encoding="utf-8"?>
 <w:numbering xmlns:w="http://schemas.openxmlformats.org/wordprocessingml/2006/main">
+  <w:abstractNum xmlns:w="http://schemas.openxmlformats.org/wordprocessingml/2006/main" w:abstractNumId="24">
+    <w:nsid w:val="3a182b88"/>
+    <w:multiLevelType xmlns:w="http://schemas.openxmlformats.org/wordprocessingml/2006/main" w:val="hybridMultilevel"/>
+    <w:lvl xmlns:w="http://schemas.openxmlformats.org/wordprocessingml/2006/main" w:ilvl="0">
+      <w:start w:val="1"/>
+      <w:numFmt w:val="decimal"/>
+      <w:lvlText w:val="%1."/>
+      <w:lvlJc w:val="left"/>
+      <w:pPr>
+        <w:ind w:left="360" w:hanging="360"/>
+      </w:pPr>
+    </w:lvl>
+    <w:lvl xmlns:w="http://schemas.openxmlformats.org/wordprocessingml/2006/main" w:ilvl="1">
+      <w:start w:val="1"/>
+      <w:numFmt w:val="lowerLetter"/>
+      <w:lvlText w:val="%2."/>
+      <w:lvlJc w:val="left"/>
+      <w:pPr>
+        <w:ind w:left="1080" w:hanging="360"/>
+      </w:pPr>
+    </w:lvl>
+    <w:lvl xmlns:w="http://schemas.openxmlformats.org/wordprocessingml/2006/main" w:ilvl="2">
+      <w:start w:val="1"/>
+      <w:numFmt w:val="lowerRoman"/>
+      <w:lvlText w:val="%3."/>
+      <w:lvlJc w:val="right"/>
+      <w:pPr>
+        <w:ind w:left="1800" w:hanging="180"/>
+      </w:pPr>
+    </w:lvl>
+    <w:lvl xmlns:w="http://schemas.openxmlformats.org/wordprocessingml/2006/main" w:ilvl="3">
+      <w:start w:val="1"/>
+      <w:numFmt w:val="decimal"/>
+      <w:lvlText w:val="%4."/>
+      <w:lvlJc w:val="left"/>
+      <w:pPr>
+        <w:ind w:left="2520" w:hanging="360"/>
+      </w:pPr>
+    </w:lvl>
+    <w:lvl xmlns:w="http://schemas.openxmlformats.org/wordprocessingml/2006/main" w:ilvl="4">
+      <w:start w:val="1"/>
+      <w:numFmt w:val="lowerLetter"/>
+      <w:lvlText w:val="%5."/>
+      <w:lvlJc w:val="left"/>
+      <w:pPr>
+        <w:ind w:left="3240" w:hanging="360"/>
+      </w:pPr>
+    </w:lvl>
+    <w:lvl xmlns:w="http://schemas.openxmlformats.org/wordprocessingml/2006/main" w:ilvl="5">
+      <w:start w:val="1"/>
+      <w:numFmt w:val="lowerRoman"/>
+      <w:lvlText w:val="%6."/>
+      <w:lvlJc w:val="right"/>
+      <w:pPr>
+        <w:ind w:left="3960" w:hanging="180"/>
+      </w:pPr>
+    </w:lvl>
+    <w:lvl xmlns:w="http://schemas.openxmlformats.org/wordprocessingml/2006/main" w:ilvl="6">
+      <w:start w:val="1"/>
+      <w:numFmt w:val="decimal"/>
+      <w:lvlText w:val="%7."/>
+      <w:lvlJc w:val="left"/>
+      <w:pPr>
+        <w:ind w:left="4680" w:hanging="360"/>
+      </w:pPr>
+    </w:lvl>
+    <w:lvl xmlns:w="http://schemas.openxmlformats.org/wordprocessingml/2006/main" w:ilvl="7">
+      <w:start w:val="1"/>
+      <w:numFmt w:val="lowerLetter"/>
+      <w:lvlText w:val="%8."/>
+      <w:lvlJc w:val="left"/>
+      <w:pPr>
+        <w:ind w:left="5400" w:hanging="360"/>
+      </w:pPr>
+    </w:lvl>
+    <w:lvl xmlns:w="http://schemas.openxmlformats.org/wordprocessingml/2006/main" w:ilvl="8">
+      <w:start w:val="1"/>
+      <w:numFmt w:val="lowerRoman"/>
+      <w:lvlText w:val="%9."/>
+      <w:lvlJc w:val="right"/>
+      <w:pPr>
+        <w:ind w:left="6120" w:hanging="180"/>
+      </w:pPr>
+    </w:lvl>
+  </w:abstractNum>
+  <w:abstractNum xmlns:w="http://schemas.openxmlformats.org/wordprocessingml/2006/main" w:abstractNumId="23">
+    <w:nsid w:val="3ff92f69"/>
+    <w:multiLevelType xmlns:w="http://schemas.openxmlformats.org/wordprocessingml/2006/main" w:val="hybridMultilevel"/>
+    <w:lvl xmlns:w="http://schemas.openxmlformats.org/wordprocessingml/2006/main" w:ilvl="0">
+      <w:start w:val="1"/>
+      <w:numFmt w:val="bullet"/>
+      <w:lvlText w:val=""/>
+      <w:lvlJc w:val="left"/>
+      <w:pPr>
+        <w:ind w:left="720" w:hanging="360"/>
+      </w:pPr>
+      <w:rPr>
+        <w:rFonts w:hint="default" w:ascii="Symbol" w:hAnsi="Symbol"/>
+      </w:rPr>
+    </w:lvl>
+    <w:lvl xmlns:w="http://schemas.openxmlformats.org/wordprocessingml/2006/main" w:ilvl="1">
+      <w:start w:val="1"/>
+      <w:numFmt w:val="bullet"/>
+      <w:lvlText w:val="o"/>
+      <w:lvlJc w:val="left"/>
+      <w:pPr>
+        <w:ind w:left="1440" w:hanging="360"/>
+      </w:pPr>
+      <w:rPr>
+        <w:rFonts w:hint="default" w:ascii="Courier New" w:hAnsi="Courier New"/>
+      </w:rPr>
+    </w:lvl>
+    <w:lvl xmlns:w="http://schemas.openxmlformats.org/wordprocessingml/2006/main" w:ilvl="2">
+      <w:start w:val="1"/>
+      <w:numFmt w:val="bullet"/>
+      <w:lvlText w:val=""/>
+      <w:lvlJc w:val="left"/>
+      <w:pPr>
+        <w:ind w:left="2160" w:hanging="360"/>
+      </w:pPr>
+      <w:rPr>
+        <w:rFonts w:hint="default" w:ascii="Wingdings" w:hAnsi="Wingdings"/>
+      </w:rPr>
+    </w:lvl>
+    <w:lvl xmlns:w="http://schemas.openxmlformats.org/wordprocessingml/2006/main" w:ilvl="3">
+      <w:start w:val="1"/>
+      <w:numFmt w:val="bullet"/>
+      <w:lvlText w:val=""/>
+      <w:lvlJc w:val="left"/>
+      <w:pPr>
+        <w:ind w:left="2880" w:hanging="360"/>
+      </w:pPr>
+      <w:rPr>
+        <w:rFonts w:hint="default" w:ascii="Symbol" w:hAnsi="Symbol"/>
+      </w:rPr>
+    </w:lvl>
+    <w:lvl xmlns:w="http://schemas.openxmlformats.org/wordprocessingml/2006/main" w:ilvl="4">
+      <w:start w:val="1"/>
+      <w:numFmt w:val="bullet"/>
+      <w:lvlText w:val="o"/>
+      <w:lvlJc w:val="left"/>
+      <w:pPr>
+        <w:ind w:left="3600" w:hanging="360"/>
+      </w:pPr>
+      <w:rPr>
+        <w:rFonts w:hint="default" w:ascii="Courier New" w:hAnsi="Courier New"/>
+      </w:rPr>
+    </w:lvl>
+    <w:lvl xmlns:w="http://schemas.openxmlformats.org/wordprocessingml/2006/main" w:ilvl="5">
+      <w:start w:val="1"/>
+      <w:numFmt w:val="bullet"/>
+      <w:lvlText w:val=""/>
+      <w:lvlJc w:val="left"/>
+      <w:pPr>
+        <w:ind w:left="4320" w:hanging="360"/>
+      </w:pPr>
+      <w:rPr>
+        <w:rFonts w:hint="default" w:ascii="Wingdings" w:hAnsi="Wingdings"/>
+      </w:rPr>
+    </w:lvl>
+    <w:lvl xmlns:w="http://schemas.openxmlformats.org/wordprocessingml/2006/main" w:ilvl="6">
+      <w:start w:val="1"/>
+      <w:numFmt w:val="bullet"/>
+      <w:lvlText w:val=""/>
+      <w:lvlJc w:val="left"/>
+      <w:pPr>
+        <w:ind w:left="5040" w:hanging="360"/>
+      </w:pPr>
+      <w:rPr>
+        <w:rFonts w:hint="default" w:ascii="Symbol" w:hAnsi="Symbol"/>
+      </w:rPr>
+    </w:lvl>
+    <w:lvl xmlns:w="http://schemas.openxmlformats.org/wordprocessingml/2006/main" w:ilvl="7">
+      <w:start w:val="1"/>
+      <w:numFmt w:val="bullet"/>
+      <w:lvlText w:val="o"/>
+      <w:lvlJc w:val="left"/>
+      <w:pPr>
+        <w:ind w:left="5760" w:hanging="360"/>
+      </w:pPr>
+      <w:rPr>
+        <w:rFonts w:hint="default" w:ascii="Courier New" w:hAnsi="Courier New"/>
+      </w:rPr>
+    </w:lvl>
+    <w:lvl xmlns:w="http://schemas.openxmlformats.org/wordprocessingml/2006/main" w:ilvl="8">
+      <w:start w:val="1"/>
+      <w:numFmt w:val="bullet"/>
+      <w:lvlText w:val=""/>
+      <w:lvlJc w:val="left"/>
+      <w:pPr>
+        <w:ind w:left="6480" w:hanging="360"/>
+      </w:pPr>
+      <w:rPr>
+        <w:rFonts w:hint="default" w:ascii="Wingdings" w:hAnsi="Wingdings"/>
+      </w:rPr>
+    </w:lvl>
+  </w:abstractNum>
   <w:abstractNum xmlns:w="http://schemas.openxmlformats.org/wordprocessingml/2006/main" w:abstractNumId="22">
     <w:nsid w:val="11f930c"/>
     <w:multiLevelType xmlns:w="http://schemas.openxmlformats.org/wordprocessingml/2006/main" w:val="hybridMultilevel"/>
@@ -20984,6 +25109,12 @@
       </w:pPr>
     </w:lvl>
   </w:abstractNum>
+  <w:num w:numId="24">
+    <w:abstractNumId w:val="24"/>
+  </w:num>
+  <w:num w:numId="23">
+    <w:abstractNumId w:val="23"/>
+  </w:num>
   <w:num w:numId="22">
     <w:abstractNumId w:val="22"/>
   </w:num>
